--- a/documentation/CRM-HKR-2026_Lab1_documentation.docx
+++ b/documentation/CRM-HKR-2026_Lab1_documentation.docx
@@ -500,13 +500,7 @@
         </w:numPr>
       </w:pPr>
       <w:r>
-        <w:t>Georgia is reserved for major headings</w:t>
-      </w:r>
-      <w:r>
-        <w:t xml:space="preserve"> or</w:t>
-      </w:r>
-      <w:r>
-        <w:t xml:space="preserve"> emphasis.</w:t>
+        <w:t>Georgia is reserved for major headings or emphasis.</w:t>
       </w:r>
     </w:p>
     <w:p>
@@ -518,19 +512,7 @@
         </w:numPr>
       </w:pPr>
       <w:r>
-        <w:t>Arial is used for body text, navigation, forms</w:t>
-      </w:r>
-      <w:r>
-        <w:t>, buttons, other</w:t>
-      </w:r>
-      <w:r>
-        <w:t xml:space="preserve"> elements</w:t>
-      </w:r>
-      <w:r>
-        <w:t xml:space="preserve"> in general</w:t>
-      </w:r>
-      <w:r>
-        <w:t>.</w:t>
+        <w:t>Arial is used for body text, navigation, forms, buttons, other elements in general.</w:t>
       </w:r>
     </w:p>
     <w:p>
@@ -600,7 +582,7 @@
         <w:rPr>
           <w:rFonts w:cs="Arial"/>
         </w:rPr>
-        <w:t xml:space="preserve">  --font-heading: Georgia, serif;</w:t>
+        <w:t xml:space="preserve">  </w:t>
       </w:r>
     </w:p>
     <w:p>
@@ -635,12 +617,6 @@
           <w:rFonts w:ascii="Arial" w:hAnsi="Arial" w:cs="Arial"/>
         </w:rPr>
         <w:tab/>
-      </w:r>
-      <w:r>
-        <w:rPr>
-          <w:rFonts w:cs="Arial"/>
-        </w:rPr>
-        <w:t xml:space="preserve">  --font-body: Arial, sans-serif;</w:t>
       </w:r>
     </w:p>
     <w:p/>
@@ -1253,10 +1229,7 @@
         </w:numPr>
       </w:pPr>
       <w:r>
-        <w:t>First divide the HTML in section, like boxes that contain smaller boxes which contain different elements as well.</w:t>
-      </w:r>
-      <w:r>
-        <w:t xml:space="preserve"> </w:t>
+        <w:t xml:space="preserve">First divide the HTML in section, like boxes that contain smaller boxes which contain different elements as well. </w:t>
       </w:r>
       <w:r>
         <w:t xml:space="preserve">Organised HTML ex. </w:t>
@@ -1718,10 +1691,7 @@
     </w:p>
     <w:p>
       <w:r>
-        <w:t>--font-size-2xs: 14px</w:t>
-      </w:r>
-      <w:r>
-        <w:t>;</w:t>
+        <w:t>--font-size-2xs: 14px;</w:t>
       </w:r>
     </w:p>
     <w:p>
@@ -1891,13 +1861,7 @@
     </w:p>
     <w:p>
       <w:r>
-        <w:t>--line-height-</w:t>
-      </w:r>
-      <w:r>
-        <w:t>body</w:t>
-      </w:r>
-      <w:r>
-        <w:t xml:space="preserve">: </w:t>
+        <w:t xml:space="preserve">--line-height-body: </w:t>
       </w:r>
       <w:r>
         <w:t>1.5–1.7</w:t>
@@ -1946,7 +1910,39 @@
         </w:sectPr>
       </w:pPr>
     </w:p>
-    <w:p/>
+    <w:p>
+      <w:r>
+        <w:rPr>
+          <w:rFonts w:cs="Arial"/>
+        </w:rPr>
+        <w:t>--font-heading: Georgia, serif;</w:t>
+      </w:r>
+      <w:r>
+        <w:rPr>
+          <w:rFonts w:cs="Arial"/>
+        </w:rPr>
+        <w:tab/>
+      </w:r>
+      <w:r>
+        <w:rPr>
+          <w:rFonts w:cs="Arial"/>
+        </w:rPr>
+        <w:tab/>
+      </w:r>
+      <w:r>
+        <w:rPr>
+          <w:rFonts w:cs="Arial"/>
+        </w:rPr>
+        <w:tab/>
+        <w:t xml:space="preserve">           </w:t>
+      </w:r>
+      <w:r>
+        <w:rPr>
+          <w:rFonts w:cs="Arial"/>
+        </w:rPr>
+        <w:t>--font-body: Arial, sans-serif;</w:t>
+      </w:r>
+    </w:p>
     <w:p>
       <w:r>
         <w:rPr>
@@ -2018,10 +2014,7 @@
         <w:t xml:space="preserve"> </w:t>
       </w:r>
       <w:r>
-        <w:t xml:space="preserve">padding: </w:t>
-      </w:r>
-      <w:r>
-        <w:t>var(--site-padding);</w:t>
+        <w:t>padding: var(--site-padding);</w:t>
       </w:r>
       <w:r>
         <w:t xml:space="preserve"> </w:t>
@@ -2235,10 +2228,7 @@
         <w:t>C</w:t>
       </w:r>
       <w:r>
-        <w:t>olour</w:t>
-      </w:r>
-      <w:r>
-        <w:t xml:space="preserve"> is not the only method used to communicate meaning</w:t>
+        <w:t>olour is not the only method used to communicate meaning</w:t>
       </w:r>
       <w:r>
         <w:t>, for this I will use tools such as labels for &lt;input&gt; elements and symbols such as asterisks (“*”) to point out mandatory fields.</w:t>
@@ -4200,6 +4190,7 @@
   <w:style w:type="character" w:default="1" w:styleId="DefaultParagraphFont">
     <w:name w:val="Default Paragraph Font"/>
     <w:uiPriority w:val="1"/>
+    <w:semiHidden/>
     <w:unhideWhenUsed/>
   </w:style>
   <w:style w:type="table" w:default="1" w:styleId="TableNormal">

--- a/documentation/CRM-HKR-2026_Lab1_documentation.docx
+++ b/documentation/CRM-HKR-2026_Lab1_documentation.docx
@@ -164,15 +164,7 @@
         </w:numPr>
       </w:pPr>
       <w:r>
-        <w:t xml:space="preserve">Use the defined primary, accent and secondary </w:t>
-      </w:r>
-      <w:proofErr w:type="spellStart"/>
-      <w:r>
-        <w:t>colors</w:t>
-      </w:r>
-      <w:proofErr w:type="spellEnd"/>
-      <w:r>
-        <w:t xml:space="preserve"> consistently.</w:t>
+        <w:t>Use the defined primary, accent and secondary colors consistently.</w:t>
       </w:r>
     </w:p>
     <w:p>
@@ -196,15 +188,7 @@
         <w:t>text</w:t>
       </w:r>
       <w:r>
-        <w:t xml:space="preserve"> </w:t>
-      </w:r>
-      <w:proofErr w:type="spellStart"/>
-      <w:r>
-        <w:t>colors</w:t>
-      </w:r>
-      <w:proofErr w:type="spellEnd"/>
-      <w:r>
-        <w:t xml:space="preserve"> throughout all pages.</w:t>
+        <w:t xml:space="preserve"> colors throughout all pages.</w:t>
       </w:r>
     </w:p>
     <w:p>
@@ -216,15 +200,7 @@
         </w:numPr>
       </w:pPr>
       <w:r>
-        <w:t xml:space="preserve">Do not introduce new </w:t>
-      </w:r>
-      <w:proofErr w:type="spellStart"/>
-      <w:r>
-        <w:t>colors</w:t>
-      </w:r>
-      <w:proofErr w:type="spellEnd"/>
-      <w:r>
-        <w:t xml:space="preserve"> without a clear purpose.</w:t>
+        <w:t>Do not introduce new colors without a clear purpose.</w:t>
       </w:r>
     </w:p>
     <w:p>
@@ -422,22 +398,14 @@
         <w:rPr>
           <w:color w:val="F7F4EE"/>
         </w:rPr>
-        <w:t>Warm off-</w:t>
-      </w:r>
-      <w:proofErr w:type="spellStart"/>
+        <w:t>Warm off-whit</w:t>
+      </w:r>
       <w:r>
         <w:rPr>
           <w:color w:val="F7F4EE"/>
         </w:rPr>
-        <w:t>whit</w:t>
-      </w:r>
-      <w:r>
-        <w:rPr>
-          <w:color w:val="F7F4EE"/>
-        </w:rPr>
         <w:t>te</w:t>
       </w:r>
-      <w:proofErr w:type="spellEnd"/>
     </w:p>
     <w:p>
       <w:r>
@@ -467,13 +435,13 @@
       </w:pPr>
     </w:p>
     <w:p/>
-    <w:p/>
     <w:p>
       <w:r>
         <w:rPr>
           <w:b/>
           <w:bCs/>
         </w:rPr>
+        <w:lastRenderedPageBreak/>
         <w:t>Typography</w:t>
       </w:r>
       <w:r>
@@ -642,12 +610,16 @@
       </w:r>
     </w:p>
     <w:p>
+      <w:pPr>
+        <w:spacing w:line="240" w:lineRule="auto"/>
+      </w:pPr>
       <w:r>
         <w:t>H1</w:t>
       </w:r>
     </w:p>
     <w:p>
       <w:pPr>
+        <w:spacing w:line="240" w:lineRule="auto"/>
         <w:ind w:left="720"/>
       </w:pPr>
       <w:r>
@@ -656,6 +628,7 @@
     </w:p>
     <w:p>
       <w:pPr>
+        <w:spacing w:line="240" w:lineRule="auto"/>
         <w:ind w:left="720"/>
       </w:pPr>
       <w:r>
@@ -663,12 +636,16 @@
       </w:r>
     </w:p>
     <w:p>
+      <w:pPr>
+        <w:spacing w:line="240" w:lineRule="auto"/>
+      </w:pPr>
       <w:r>
         <w:t>H2</w:t>
       </w:r>
     </w:p>
     <w:p>
       <w:pPr>
+        <w:spacing w:line="240" w:lineRule="auto"/>
         <w:ind w:left="720"/>
       </w:pPr>
       <w:r>
@@ -677,6 +654,7 @@
     </w:p>
     <w:p>
       <w:pPr>
+        <w:spacing w:line="240" w:lineRule="auto"/>
         <w:ind w:left="720"/>
       </w:pPr>
       <w:r>
@@ -691,6 +669,7 @@
     </w:p>
     <w:p>
       <w:pPr>
+        <w:spacing w:line="240" w:lineRule="auto"/>
         <w:sectPr>
           <w:type w:val="continuous"/>
           <w:pgSz w:w="11906" w:h="16838"/>
@@ -702,6 +681,7 @@
     </w:p>
     <w:p>
       <w:pPr>
+        <w:spacing w:line="240" w:lineRule="auto"/>
         <w:sectPr>
           <w:type w:val="continuous"/>
           <w:pgSz w:w="11906" w:h="16838"/>
@@ -712,12 +692,16 @@
       </w:pPr>
     </w:p>
     <w:p>
+      <w:pPr>
+        <w:spacing w:line="240" w:lineRule="auto"/>
+      </w:pPr>
       <w:r>
         <w:t>H3</w:t>
       </w:r>
     </w:p>
     <w:p>
       <w:pPr>
+        <w:spacing w:line="240" w:lineRule="auto"/>
         <w:ind w:firstLine="720"/>
       </w:pPr>
       <w:r>
@@ -725,6 +709,9 @@
       </w:r>
     </w:p>
     <w:p>
+      <w:pPr>
+        <w:spacing w:line="240" w:lineRule="auto"/>
+      </w:pPr>
       <w:r>
         <w:t>Body</w:t>
       </w:r>
@@ -734,6 +721,7 @@
     </w:p>
     <w:p>
       <w:pPr>
+        <w:spacing w:line="240" w:lineRule="auto"/>
         <w:ind w:firstLine="720"/>
       </w:pPr>
       <w:r>
@@ -742,6 +730,7 @@
     </w:p>
     <w:p>
       <w:pPr>
+        <w:spacing w:line="240" w:lineRule="auto"/>
         <w:sectPr>
           <w:type w:val="continuous"/>
           <w:pgSz w:w="11906" w:h="16838"/>
@@ -751,9 +740,14 @@
         </w:sectPr>
       </w:pPr>
     </w:p>
-    <w:p/>
-    <w:p>
-      <w:pPr>
+    <w:p>
+      <w:pPr>
+        <w:spacing w:line="240" w:lineRule="auto"/>
+      </w:pPr>
+    </w:p>
+    <w:p>
+      <w:pPr>
+        <w:spacing w:line="240" w:lineRule="auto"/>
         <w:sectPr>
           <w:type w:val="continuous"/>
           <w:pgSz w:w="11906" w:h="16838"/>
@@ -764,26 +758,38 @@
       </w:pPr>
     </w:p>
     <w:p>
+      <w:pPr>
+        <w:spacing w:line="240" w:lineRule="auto"/>
+      </w:pPr>
       <w:r>
         <w:t>Small text</w:t>
       </w:r>
     </w:p>
     <w:p>
       <w:pPr>
+        <w:spacing w:line="240" w:lineRule="auto"/>
         <w:ind w:firstLine="720"/>
       </w:pPr>
       <w:r>
         <w:t>14px</w:t>
       </w:r>
     </w:p>
-    <w:p/>
-    <w:p>
+    <w:p>
+      <w:pPr>
+        <w:spacing w:line="240" w:lineRule="auto"/>
+      </w:pPr>
+    </w:p>
+    <w:p>
+      <w:pPr>
+        <w:spacing w:line="240" w:lineRule="auto"/>
+      </w:pPr>
       <w:r>
         <w:t>Line height</w:t>
       </w:r>
     </w:p>
     <w:p>
       <w:pPr>
+        <w:spacing w:line="240" w:lineRule="auto"/>
         <w:ind w:left="720"/>
       </w:pPr>
       <w:r>
@@ -792,6 +798,7 @@
     </w:p>
     <w:p>
       <w:pPr>
+        <w:spacing w:line="240" w:lineRule="auto"/>
         <w:ind w:left="720"/>
       </w:pPr>
       <w:r>
@@ -1039,6 +1046,7 @@
       </w:r>
     </w:p>
     <w:p/>
+    <w:p/>
     <w:p>
       <w:pPr>
         <w:sectPr>
@@ -1056,6 +1064,7 @@
           <w:b/>
           <w:bCs/>
         </w:rPr>
+        <w:lastRenderedPageBreak/>
         <w:t>HOME</w:t>
       </w:r>
       <w:r>
@@ -1097,21 +1106,45 @@
         <w:t>- Sections with images, videos and explanations</w:t>
       </w:r>
     </w:p>
-    <w:p>
-      <w:pPr>
+    <w:p/>
+    <w:p>
+      <w:r>
         <w:rPr>
           <w:b/>
           <w:bCs/>
         </w:rPr>
-      </w:pPr>
-    </w:p>
+        <w:t>ABOUT</w:t>
+      </w:r>
+      <w:r>
+        <w:t>:</w:t>
+      </w:r>
+    </w:p>
+    <w:p>
+      <w:r>
+        <w:t>- Timeline with my school and work trajectory</w:t>
+      </w:r>
+    </w:p>
+    <w:p>
+      <w:r>
+        <w:t xml:space="preserve">HS &gt; uni &gt; teaching tutor &gt; FP &gt; </w:t>
+      </w:r>
+      <w:r>
+        <w:t>job &gt; Masters &gt; job x4</w:t>
+      </w:r>
+    </w:p>
+    <w:p>
+      <w:r>
+        <w:t>CV info</w:t>
+      </w:r>
+    </w:p>
+    <w:p/>
     <w:p>
       <w:r>
         <w:rPr>
           <w:b/>
           <w:bCs/>
         </w:rPr>
-        <w:t>ABOUT</w:t>
+        <w:t>CONTACT</w:t>
       </w:r>
       <w:r>
         <w:t>:</w:t>
@@ -1119,50 +1152,13 @@
     </w:p>
     <w:p>
       <w:r>
-        <w:t>- Timeline with my school and work trajectory</w:t>
-      </w:r>
-    </w:p>
-    <w:p>
-      <w:r>
-        <w:t xml:space="preserve">HS &gt; </w:t>
-      </w:r>
-      <w:proofErr w:type="spellStart"/>
-      <w:r>
-        <w:t>uni</w:t>
-      </w:r>
-      <w:proofErr w:type="spellEnd"/>
-      <w:r>
-        <w:t xml:space="preserve"> &gt; teaching tutor &gt; FP &gt; </w:t>
-      </w:r>
-      <w:r>
-        <w:t>job &gt; Masters &gt; job x4</w:t>
-      </w:r>
-    </w:p>
-    <w:p>
-      <w:r>
-        <w:t>CV info</w:t>
-      </w:r>
-    </w:p>
-    <w:p>
-      <w:r>
-        <w:rPr>
-          <w:b/>
-          <w:bCs/>
-        </w:rPr>
-        <w:t>CONTACT</w:t>
-      </w:r>
-      <w:r>
-        <w:t>:</w:t>
-      </w:r>
-    </w:p>
-    <w:p>
-      <w:r>
         <w:t>Form</w:t>
       </w:r>
       <w:r>
         <w:t>: name, email, subject, message, submit</w:t>
       </w:r>
     </w:p>
+    <w:p/>
     <w:p>
       <w:pPr>
         <w:sectPr>
@@ -1175,15 +1171,6 @@
       </w:pPr>
     </w:p>
     <w:p>
-      <w:pPr>
-        <w:spacing w:after="0"/>
-        <w:rPr>
-          <w:sz w:val="16"/>
-          <w:szCs w:val="16"/>
-        </w:rPr>
-      </w:pPr>
-    </w:p>
-    <w:p>
       <w:r>
         <w:t>variables → global typography → navigation → buttons → cards → forms → grid → responsive rules → page-specific styles.</w:t>
       </w:r>
@@ -1245,15 +1232,7 @@
       </w:r>
       <w:r>
         <w:tab/>
-        <w:t xml:space="preserve">&gt; section &gt; h1, </w:t>
-      </w:r>
-      <w:proofErr w:type="spellStart"/>
-      <w:r>
-        <w:t>img</w:t>
-      </w:r>
-      <w:proofErr w:type="spellEnd"/>
-      <w:r>
-        <w:t>, p</w:t>
+        <w:t>&gt; section &gt; h1, img, p</w:t>
       </w:r>
     </w:p>
     <w:p>
@@ -1264,15 +1243,7 @@
         <w:t xml:space="preserve">section &gt; </w:t>
       </w:r>
       <w:r>
-        <w:t xml:space="preserve">nav &gt; </w:t>
-      </w:r>
-      <w:proofErr w:type="spellStart"/>
-      <w:r>
-        <w:t>img</w:t>
-      </w:r>
-      <w:proofErr w:type="spellEnd"/>
-      <w:r>
-        <w:t>, ul &gt; (li&gt;a*3)</w:t>
+        <w:t>nav &gt; img, ul &gt; (li&gt;a*3)</w:t>
       </w:r>
     </w:p>
     <w:p>
@@ -1400,15 +1371,7 @@
         <w:t>Gallery cards share the same structure</w:t>
       </w:r>
       <w:r>
-        <w:t xml:space="preserve">: section &gt; h2 &gt; a, p, </w:t>
-      </w:r>
-      <w:proofErr w:type="spellStart"/>
-      <w:r>
-        <w:t>img</w:t>
-      </w:r>
-      <w:proofErr w:type="spellEnd"/>
-      <w:r>
-        <w:t>/video</w:t>
+        <w:t>: section &gt; h2 &gt; a, p, img/video</w:t>
       </w:r>
     </w:p>
     <w:p>
@@ -1430,6 +1393,7 @@
           <w:b/>
           <w:bCs/>
         </w:rPr>
+        <w:lastRenderedPageBreak/>
         <w:t>Navigation</w:t>
       </w:r>
       <w:r>
@@ -1510,35 +1474,24 @@
     </w:p>
     <w:p>
       <w:pPr>
+        <w:spacing w:line="240" w:lineRule="auto"/>
         <w:ind w:hanging="709"/>
       </w:pPr>
       <w:r>
-        <w:t>--</w:t>
-      </w:r>
-      <w:proofErr w:type="spellStart"/>
-      <w:r>
-        <w:t>color</w:t>
-      </w:r>
-      <w:proofErr w:type="spellEnd"/>
-      <w:r>
-        <w:t>-navy: #172033;</w:t>
-      </w:r>
-    </w:p>
-    <w:p>
-      <w:r>
-        <w:t>--</w:t>
-      </w:r>
-      <w:proofErr w:type="spellStart"/>
-      <w:r>
-        <w:t>color</w:t>
-      </w:r>
-      <w:proofErr w:type="spellEnd"/>
-      <w:r>
-        <w:t>-coral: #FF6B4A;</w:t>
-      </w:r>
-    </w:p>
-    <w:p>
-      <w:pPr>
+        <w:t>--color-navy: #172033;</w:t>
+      </w:r>
+    </w:p>
+    <w:p>
+      <w:pPr>
+        <w:spacing w:line="240" w:lineRule="auto"/>
+      </w:pPr>
+      <w:r>
+        <w:t>--color-coral: #FF6B4A;</w:t>
+      </w:r>
+    </w:p>
+    <w:p>
+      <w:pPr>
+        <w:spacing w:line="240" w:lineRule="auto"/>
         <w:sectPr>
           <w:type w:val="continuous"/>
           <w:pgSz w:w="11906" w:h="16838"/>
@@ -1549,16 +1502,11 @@
       </w:pPr>
     </w:p>
     <w:p>
-      <w:r>
-        <w:t>--</w:t>
-      </w:r>
-      <w:proofErr w:type="spellStart"/>
-      <w:r>
-        <w:t>color</w:t>
-      </w:r>
-      <w:proofErr w:type="spellEnd"/>
-      <w:r>
-        <w:t>-blue:</w:t>
+      <w:pPr>
+        <w:spacing w:line="240" w:lineRule="auto"/>
+      </w:pPr>
+      <w:r>
+        <w:t>--color-blue:</w:t>
       </w:r>
       <w:r>
         <w:t xml:space="preserve"> </w:t>
@@ -1568,46 +1516,32 @@
       </w:r>
     </w:p>
     <w:p>
-      <w:r>
-        <w:t>--</w:t>
-      </w:r>
-      <w:proofErr w:type="spellStart"/>
-      <w:r>
-        <w:t>color</w:t>
-      </w:r>
-      <w:proofErr w:type="spellEnd"/>
-      <w:r>
-        <w:t>-background: #F7F4EE;</w:t>
-      </w:r>
-    </w:p>
-    <w:p>
-      <w:r>
-        <w:t>--</w:t>
-      </w:r>
-      <w:proofErr w:type="spellStart"/>
-      <w:r>
-        <w:t>color</w:t>
-      </w:r>
-      <w:proofErr w:type="spellEnd"/>
-      <w:r>
-        <w:t>-border: #D9D4CA;</w:t>
-      </w:r>
-    </w:p>
-    <w:p>
-      <w:r>
-        <w:t>--</w:t>
-      </w:r>
-      <w:proofErr w:type="spellStart"/>
-      <w:r>
-        <w:t>color</w:t>
-      </w:r>
-      <w:proofErr w:type="spellEnd"/>
-      <w:r>
-        <w:t>-muted: #667085;</w:t>
-      </w:r>
-    </w:p>
-    <w:p>
-      <w:pPr>
+      <w:pPr>
+        <w:spacing w:line="240" w:lineRule="auto"/>
+      </w:pPr>
+      <w:r>
+        <w:t>--color-background: #F7F4EE;</w:t>
+      </w:r>
+    </w:p>
+    <w:p>
+      <w:pPr>
+        <w:spacing w:line="240" w:lineRule="auto"/>
+      </w:pPr>
+      <w:r>
+        <w:t>--color-border: #D9D4CA;</w:t>
+      </w:r>
+    </w:p>
+    <w:p>
+      <w:pPr>
+        <w:spacing w:line="240" w:lineRule="auto"/>
+      </w:pPr>
+      <w:r>
+        <w:t>--color-muted: #667085;</w:t>
+      </w:r>
+    </w:p>
+    <w:p>
+      <w:pPr>
+        <w:spacing w:line="240" w:lineRule="auto"/>
         <w:sectPr>
           <w:type w:val="continuous"/>
           <w:pgSz w:w="11906" w:h="16838"/>
@@ -1619,7 +1553,7 @@
     </w:p>
     <w:p>
       <w:pPr>
-        <w:spacing w:after="0"/>
+        <w:spacing w:after="0" w:line="240" w:lineRule="auto"/>
         <w:rPr>
           <w:sz w:val="16"/>
           <w:szCs w:val="16"/>
@@ -1634,68 +1568,80 @@
       </w:pPr>
     </w:p>
     <w:p>
+      <w:pPr>
+        <w:spacing w:line="240" w:lineRule="auto"/>
+      </w:pPr>
       <w:r>
         <w:t>--font-size-3xl: 72px;</w:t>
       </w:r>
     </w:p>
     <w:p>
+      <w:pPr>
+        <w:spacing w:line="240" w:lineRule="auto"/>
+      </w:pPr>
       <w:r>
         <w:t>--font-size-2xl: 48px;</w:t>
       </w:r>
     </w:p>
     <w:p>
+      <w:pPr>
+        <w:spacing w:line="240" w:lineRule="auto"/>
+      </w:pPr>
       <w:r>
         <w:t>--font-size-xl: 32px;</w:t>
       </w:r>
     </w:p>
     <w:p>
+      <w:pPr>
+        <w:spacing w:line="240" w:lineRule="auto"/>
+      </w:pPr>
       <w:r>
         <w:t>--font-size-l:  40px;</w:t>
       </w:r>
     </w:p>
     <w:p>
-      <w:r>
-        <w:t>--font-size-</w:t>
-      </w:r>
-      <w:proofErr w:type="spellStart"/>
-      <w:r>
-        <w:t>xm</w:t>
-      </w:r>
-      <w:proofErr w:type="spellEnd"/>
-      <w:r>
-        <w:t>: 24px;</w:t>
-      </w:r>
-    </w:p>
-    <w:p>
+      <w:pPr>
+        <w:spacing w:line="240" w:lineRule="auto"/>
+      </w:pPr>
+      <w:r>
+        <w:t>--font-size-xm: 24px;</w:t>
+      </w:r>
+    </w:p>
+    <w:p>
+      <w:pPr>
+        <w:spacing w:line="240" w:lineRule="auto"/>
+      </w:pPr>
       <w:r>
         <w:t>--font-size-m: 20px;</w:t>
       </w:r>
     </w:p>
     <w:p>
+      <w:pPr>
+        <w:spacing w:line="240" w:lineRule="auto"/>
+      </w:pPr>
       <w:r>
         <w:t>--font-size-s: 18px;</w:t>
       </w:r>
     </w:p>
     <w:p>
-      <w:r>
-        <w:t>--font-size-</w:t>
-      </w:r>
-      <w:proofErr w:type="spellStart"/>
-      <w:r>
-        <w:t>xs</w:t>
-      </w:r>
-      <w:proofErr w:type="spellEnd"/>
-      <w:r>
-        <w:t>: 16px;</w:t>
-      </w:r>
-    </w:p>
-    <w:p>
+      <w:pPr>
+        <w:spacing w:line="240" w:lineRule="auto"/>
+      </w:pPr>
+      <w:r>
+        <w:t>--font-size-xs: 16px;</w:t>
+      </w:r>
+    </w:p>
+    <w:p>
+      <w:pPr>
+        <w:spacing w:line="240" w:lineRule="auto"/>
+      </w:pPr>
       <w:r>
         <w:t>--font-size-2xs: 14px;</w:t>
       </w:r>
     </w:p>
     <w:p>
       <w:pPr>
+        <w:spacing w:line="240" w:lineRule="auto"/>
         <w:sectPr>
           <w:type w:val="continuous"/>
           <w:pgSz w:w="11906" w:h="16838"/>
@@ -1707,7 +1653,7 @@
     </w:p>
     <w:p>
       <w:pPr>
-        <w:spacing w:before="240"/>
+        <w:spacing w:before="240" w:line="240" w:lineRule="auto"/>
       </w:pPr>
       <w:r>
         <w:t>--size-3XL</w:t>
@@ -1724,6 +1670,9 @@
       </w:r>
     </w:p>
     <w:p>
+      <w:pPr>
+        <w:spacing w:line="240" w:lineRule="auto"/>
+      </w:pPr>
       <w:r>
         <w:t>--size-2XL</w:t>
       </w:r>
@@ -1739,6 +1688,9 @@
       </w:r>
     </w:p>
     <w:p>
+      <w:pPr>
+        <w:spacing w:line="240" w:lineRule="auto"/>
+      </w:pPr>
       <w:r>
         <w:t>--size-XL</w:t>
       </w:r>
@@ -1755,7 +1707,7 @@
     </w:p>
     <w:p>
       <w:pPr>
-        <w:spacing w:before="240"/>
+        <w:spacing w:before="240" w:line="240" w:lineRule="auto"/>
       </w:pPr>
       <w:r>
         <w:t>--size-L</w:t>
@@ -1772,6 +1724,9 @@
       </w:r>
     </w:p>
     <w:p>
+      <w:pPr>
+        <w:spacing w:line="240" w:lineRule="auto"/>
+      </w:pPr>
       <w:r>
         <w:t>-</w:t>
       </w:r>
@@ -1790,6 +1745,9 @@
       </w:r>
     </w:p>
     <w:p>
+      <w:pPr>
+        <w:spacing w:line="240" w:lineRule="auto"/>
+      </w:pPr>
       <w:r>
         <w:t>--size-S</w:t>
       </w:r>
@@ -1806,7 +1764,7 @@
     </w:p>
     <w:p>
       <w:pPr>
-        <w:spacing w:before="240"/>
+        <w:spacing w:before="240" w:line="240" w:lineRule="auto"/>
       </w:pPr>
       <w:r>
         <w:t>--size-XS</w:t>
@@ -1823,6 +1781,9 @@
       </w:r>
     </w:p>
     <w:p>
+      <w:pPr>
+        <w:spacing w:line="240" w:lineRule="auto"/>
+      </w:pPr>
       <w:r>
         <w:t>--size-2XS</w:t>
       </w:r>
@@ -1839,6 +1800,7 @@
     </w:p>
     <w:p>
       <w:pPr>
+        <w:spacing w:line="240" w:lineRule="auto"/>
         <w:sectPr>
           <w:type w:val="continuous"/>
           <w:pgSz w:w="11906" w:h="16838"/>
@@ -1849,6 +1811,9 @@
       </w:pPr>
     </w:p>
     <w:p>
+      <w:pPr>
+        <w:spacing w:line="240" w:lineRule="auto"/>
+      </w:pPr>
       <w:r>
         <w:t xml:space="preserve">--line-height-heading: </w:t>
       </w:r>
@@ -1860,6 +1825,9 @@
       </w:r>
     </w:p>
     <w:p>
+      <w:pPr>
+        <w:spacing w:line="240" w:lineRule="auto"/>
+      </w:pPr>
       <w:r>
         <w:t xml:space="preserve">--line-height-body: </w:t>
       </w:r>
@@ -1872,6 +1840,7 @@
     </w:p>
     <w:p>
       <w:pPr>
+        <w:spacing w:line="240" w:lineRule="auto"/>
         <w:sectPr>
           <w:type w:val="continuous"/>
           <w:pgSz w:w="11906" w:h="16838"/>
@@ -1882,25 +1851,24 @@
       </w:pPr>
     </w:p>
     <w:p>
+      <w:pPr>
+        <w:spacing w:line="240" w:lineRule="auto"/>
+      </w:pPr>
       <w:r>
         <w:t>--site-padding: 5vw;</w:t>
       </w:r>
     </w:p>
     <w:p>
-      <w:r>
-        <w:t>--site-padding-</w:t>
-      </w:r>
-      <w:proofErr w:type="spellStart"/>
-      <w:r>
-        <w:t>xs</w:t>
-      </w:r>
-      <w:proofErr w:type="spellEnd"/>
-      <w:r>
-        <w:t>: 3vw;</w:t>
-      </w:r>
-    </w:p>
-    <w:p>
-      <w:pPr>
+      <w:pPr>
+        <w:spacing w:line="240" w:lineRule="auto"/>
+      </w:pPr>
+      <w:r>
+        <w:t>--site-padding-xs: 3vw;</w:t>
+      </w:r>
+    </w:p>
+    <w:p>
+      <w:pPr>
+        <w:spacing w:line="240" w:lineRule="auto"/>
         <w:sectPr>
           <w:type w:val="continuous"/>
           <w:pgSz w:w="11906" w:h="16838"/>
@@ -1911,6 +1879,9 @@
       </w:pPr>
     </w:p>
     <w:p>
+      <w:pPr>
+        <w:spacing w:line="240" w:lineRule="auto"/>
+      </w:pPr>
       <w:r>
         <w:rPr>
           <w:rFonts w:cs="Arial"/>
@@ -1942,6 +1913,14 @@
         </w:rPr>
         <w:t>--font-body: Arial, sans-serif;</w:t>
       </w:r>
+    </w:p>
+    <w:p>
+      <w:pPr>
+        <w:rPr>
+          <w:b/>
+          <w:bCs/>
+        </w:rPr>
+      </w:pPr>
     </w:p>
     <w:p>
       <w:r>
@@ -2052,23 +2031,7 @@
       </w:r>
       <w:r>
         <w:tab/>
-        <w:t xml:space="preserve">a:hover, a:active  { </w:t>
-      </w:r>
-      <w:proofErr w:type="spellStart"/>
-      <w:r>
-        <w:t>color</w:t>
-      </w:r>
-      <w:proofErr w:type="spellEnd"/>
-      <w:r>
-        <w:t>: var(--</w:t>
-      </w:r>
-      <w:proofErr w:type="spellStart"/>
-      <w:r>
-        <w:t>color</w:t>
-      </w:r>
-      <w:proofErr w:type="spellEnd"/>
-      <w:r>
-        <w:t>-coral); }</w:t>
+        <w:t>a:hover, a:active  { color: var(--color-coral); }</w:t>
       </w:r>
     </w:p>
     <w:p>
@@ -2097,22 +2060,7 @@
       </w:r>
       <w:r>
         <w:tab/>
-      </w:r>
-      <w:proofErr w:type="spellStart"/>
-      <w:r>
-        <w:t>input:focus</w:t>
-      </w:r>
-      <w:proofErr w:type="spellEnd"/>
-      <w:r>
-        <w:t xml:space="preserve"> { border: 1px solid var(--</w:t>
-      </w:r>
-      <w:proofErr w:type="spellStart"/>
-      <w:r>
-        <w:t>color</w:t>
-      </w:r>
-      <w:proofErr w:type="spellEnd"/>
-      <w:r>
-        <w:t>-coral); }</w:t>
+        <w:t>input:focus { border: 1px solid var(--color-coral); }</w:t>
       </w:r>
     </w:p>
     <w:p/>
@@ -2129,6 +2077,7 @@
           <w:b/>
           <w:bCs/>
         </w:rPr>
+        <w:lastRenderedPageBreak/>
         <w:t>Accessibility</w:t>
       </w:r>
       <w:r>
@@ -2282,7 +2231,6 @@
         <w:t>Content must never require horizontal scrolling on mobile.</w:t>
       </w:r>
     </w:p>
-    <w:p/>
     <w:p>
       <w:pPr>
         <w:rPr>
@@ -2290,12 +2238,1183 @@
           <w:bCs/>
         </w:rPr>
       </w:pPr>
-      <w:r>
+    </w:p>
+    <w:p>
+      <w:pPr>
         <w:rPr>
           <w:b/>
           <w:bCs/>
         </w:rPr>
-        <w:t>16.00</w:t>
+      </w:pPr>
+      <w:r>
+        <w:rPr>
+          <w:b/>
+          <w:bCs/>
+        </w:rPr>
+        <w:t>15/09/2026</w:t>
+      </w:r>
+    </w:p>
+    <w:p>
+      <w:r>
+        <w:t xml:space="preserve">1 </w:t>
+      </w:r>
+      <w:r>
+        <w:t>Basic HTML Layout of home, introduction of some CSS custom properties.</w:t>
+      </w:r>
+    </w:p>
+    <w:p>
+      <w:pPr>
+        <w:jc w:val="center"/>
+      </w:pPr>
+      <w:r>
+        <w:rPr>
+          <w:noProof/>
+        </w:rPr>
+        <w:drawing>
+          <wp:inline distT="0" distB="0" distL="0" distR="0" wp14:anchorId="1BF88CC5" wp14:editId="72F7BAD6">
+            <wp:extent cx="4686300" cy="2117912"/>
+            <wp:effectExtent l="0" t="0" r="0" b="0"/>
+            <wp:docPr id="1199758935" name="Picture 1"/>
+            <wp:cNvGraphicFramePr>
+              <a:graphicFrameLocks xmlns:a="http://schemas.openxmlformats.org/drawingml/2006/main" noChangeAspect="1"/>
+            </wp:cNvGraphicFramePr>
+            <a:graphic xmlns:a="http://schemas.openxmlformats.org/drawingml/2006/main">
+              <a:graphicData uri="http://schemas.openxmlformats.org/drawingml/2006/picture">
+                <pic:pic xmlns:pic="http://schemas.openxmlformats.org/drawingml/2006/picture">
+                  <pic:nvPicPr>
+                    <pic:cNvPr id="0" name="Picture 1"/>
+                    <pic:cNvPicPr>
+                      <a:picLocks noChangeAspect="1" noChangeArrowheads="1"/>
+                    </pic:cNvPicPr>
+                  </pic:nvPicPr>
+                  <pic:blipFill>
+                    <a:blip r:embed="rId8" cstate="print">
+                      <a:extLst>
+                        <a:ext uri="{28A0092B-C50C-407E-A947-70E740481C1C}">
+                          <a14:useLocalDpi xmlns:a14="http://schemas.microsoft.com/office/drawing/2010/main" val="0"/>
+                        </a:ext>
+                      </a:extLst>
+                    </a:blip>
+                    <a:srcRect/>
+                    <a:stretch>
+                      <a:fillRect/>
+                    </a:stretch>
+                  </pic:blipFill>
+                  <pic:spPr bwMode="auto">
+                    <a:xfrm>
+                      <a:off x="0" y="0"/>
+                      <a:ext cx="4711401" cy="2129256"/>
+                    </a:xfrm>
+                    <a:prstGeom prst="rect">
+                      <a:avLst/>
+                    </a:prstGeom>
+                    <a:noFill/>
+                    <a:ln>
+                      <a:noFill/>
+                    </a:ln>
+                  </pic:spPr>
+                </pic:pic>
+              </a:graphicData>
+            </a:graphic>
+          </wp:inline>
+        </w:drawing>
+      </w:r>
+    </w:p>
+    <w:p>
+      <w:r>
+        <w:t xml:space="preserve">2 </w:t>
+      </w:r>
+      <w:r>
+        <w:t>Navigation layout: header and footer, button “learn more”</w:t>
+      </w:r>
+    </w:p>
+    <w:p>
+      <w:pPr>
+        <w:jc w:val="center"/>
+      </w:pPr>
+      <w:r>
+        <w:rPr>
+          <w:noProof/>
+        </w:rPr>
+        <w:drawing>
+          <wp:inline distT="0" distB="0" distL="0" distR="0" wp14:anchorId="7517ED15" wp14:editId="684D27AB">
+            <wp:extent cx="4705350" cy="2241287"/>
+            <wp:effectExtent l="0" t="0" r="0" b="6985"/>
+            <wp:docPr id="210784947" name="Picture 2"/>
+            <wp:cNvGraphicFramePr>
+              <a:graphicFrameLocks xmlns:a="http://schemas.openxmlformats.org/drawingml/2006/main" noChangeAspect="1"/>
+            </wp:cNvGraphicFramePr>
+            <a:graphic xmlns:a="http://schemas.openxmlformats.org/drawingml/2006/main">
+              <a:graphicData uri="http://schemas.openxmlformats.org/drawingml/2006/picture">
+                <pic:pic xmlns:pic="http://schemas.openxmlformats.org/drawingml/2006/picture">
+                  <pic:nvPicPr>
+                    <pic:cNvPr id="0" name="Picture 2"/>
+                    <pic:cNvPicPr>
+                      <a:picLocks noChangeAspect="1" noChangeArrowheads="1"/>
+                    </pic:cNvPicPr>
+                  </pic:nvPicPr>
+                  <pic:blipFill>
+                    <a:blip r:embed="rId9" cstate="print">
+                      <a:extLst>
+                        <a:ext uri="{28A0092B-C50C-407E-A947-70E740481C1C}">
+                          <a14:useLocalDpi xmlns:a14="http://schemas.microsoft.com/office/drawing/2010/main" val="0"/>
+                        </a:ext>
+                      </a:extLst>
+                    </a:blip>
+                    <a:srcRect/>
+                    <a:stretch>
+                      <a:fillRect/>
+                    </a:stretch>
+                  </pic:blipFill>
+                  <pic:spPr bwMode="auto">
+                    <a:xfrm>
+                      <a:off x="0" y="0"/>
+                      <a:ext cx="4731651" cy="2253815"/>
+                    </a:xfrm>
+                    <a:prstGeom prst="rect">
+                      <a:avLst/>
+                    </a:prstGeom>
+                    <a:noFill/>
+                    <a:ln>
+                      <a:noFill/>
+                    </a:ln>
+                  </pic:spPr>
+                </pic:pic>
+              </a:graphicData>
+            </a:graphic>
+          </wp:inline>
+        </w:drawing>
+      </w:r>
+    </w:p>
+    <w:p>
+      <w:r>
+        <w:lastRenderedPageBreak/>
+        <w:t xml:space="preserve">3 </w:t>
+      </w:r>
+      <w:r>
+        <w:t>Addition of a hero image, this image was used in a previous personal website, GPS data deleted. At this point I created a basic html layout for the gallery as well.</w:t>
+      </w:r>
+    </w:p>
+    <w:p>
+      <w:pPr>
+        <w:jc w:val="center"/>
+      </w:pPr>
+      <w:r>
+        <w:rPr>
+          <w:noProof/>
+        </w:rPr>
+        <w:drawing>
+          <wp:inline distT="0" distB="0" distL="0" distR="0" wp14:anchorId="25B1D8AC" wp14:editId="5E05281F">
+            <wp:extent cx="5343014" cy="2560354"/>
+            <wp:effectExtent l="0" t="0" r="0" b="0"/>
+            <wp:docPr id="635446394" name="Picture 3"/>
+            <wp:cNvGraphicFramePr>
+              <a:graphicFrameLocks xmlns:a="http://schemas.openxmlformats.org/drawingml/2006/main" noChangeAspect="1"/>
+            </wp:cNvGraphicFramePr>
+            <a:graphic xmlns:a="http://schemas.openxmlformats.org/drawingml/2006/main">
+              <a:graphicData uri="http://schemas.openxmlformats.org/drawingml/2006/picture">
+                <pic:pic xmlns:pic="http://schemas.openxmlformats.org/drawingml/2006/picture">
+                  <pic:nvPicPr>
+                    <pic:cNvPr id="0" name="Picture 3"/>
+                    <pic:cNvPicPr>
+                      <a:picLocks noChangeAspect="1" noChangeArrowheads="1"/>
+                    </pic:cNvPicPr>
+                  </pic:nvPicPr>
+                  <pic:blipFill>
+                    <a:blip r:embed="rId10" cstate="print">
+                      <a:extLst>
+                        <a:ext uri="{28A0092B-C50C-407E-A947-70E740481C1C}">
+                          <a14:useLocalDpi xmlns:a14="http://schemas.microsoft.com/office/drawing/2010/main" val="0"/>
+                        </a:ext>
+                      </a:extLst>
+                    </a:blip>
+                    <a:srcRect/>
+                    <a:stretch>
+                      <a:fillRect/>
+                    </a:stretch>
+                  </pic:blipFill>
+                  <pic:spPr bwMode="auto">
+                    <a:xfrm>
+                      <a:off x="0" y="0"/>
+                      <a:ext cx="5354937" cy="2566068"/>
+                    </a:xfrm>
+                    <a:prstGeom prst="rect">
+                      <a:avLst/>
+                    </a:prstGeom>
+                    <a:noFill/>
+                    <a:ln>
+                      <a:noFill/>
+                    </a:ln>
+                  </pic:spPr>
+                </pic:pic>
+              </a:graphicData>
+            </a:graphic>
+          </wp:inline>
+        </w:drawing>
+      </w:r>
+    </w:p>
+    <w:p>
+      <w:r>
+        <w:t xml:space="preserve">4 </w:t>
+      </w:r>
+      <w:r>
+        <w:t>All HTML elements are present in the home, gallery and about pages at this point, CSS additions to make it look like a proper website.</w:t>
+      </w:r>
+    </w:p>
+    <w:p>
+      <w:pPr>
+        <w:jc w:val="center"/>
+      </w:pPr>
+      <w:r>
+        <w:rPr>
+          <w:noProof/>
+        </w:rPr>
+        <w:drawing>
+          <wp:inline distT="0" distB="0" distL="0" distR="0" wp14:anchorId="1939C517" wp14:editId="3E5F030F">
+            <wp:extent cx="5483225" cy="2608067"/>
+            <wp:effectExtent l="0" t="0" r="3175" b="1905"/>
+            <wp:docPr id="190551037" name="Picture 4"/>
+            <wp:cNvGraphicFramePr>
+              <a:graphicFrameLocks xmlns:a="http://schemas.openxmlformats.org/drawingml/2006/main" noChangeAspect="1"/>
+            </wp:cNvGraphicFramePr>
+            <a:graphic xmlns:a="http://schemas.openxmlformats.org/drawingml/2006/main">
+              <a:graphicData uri="http://schemas.openxmlformats.org/drawingml/2006/picture">
+                <pic:pic xmlns:pic="http://schemas.openxmlformats.org/drawingml/2006/picture">
+                  <pic:nvPicPr>
+                    <pic:cNvPr id="0" name="Picture 4"/>
+                    <pic:cNvPicPr>
+                      <a:picLocks noChangeAspect="1" noChangeArrowheads="1"/>
+                    </pic:cNvPicPr>
+                  </pic:nvPicPr>
+                  <pic:blipFill>
+                    <a:blip r:embed="rId11" cstate="print">
+                      <a:extLst>
+                        <a:ext uri="{28A0092B-C50C-407E-A947-70E740481C1C}">
+                          <a14:useLocalDpi xmlns:a14="http://schemas.microsoft.com/office/drawing/2010/main" val="0"/>
+                        </a:ext>
+                      </a:extLst>
+                    </a:blip>
+                    <a:srcRect/>
+                    <a:stretch>
+                      <a:fillRect/>
+                    </a:stretch>
+                  </pic:blipFill>
+                  <pic:spPr bwMode="auto">
+                    <a:xfrm>
+                      <a:off x="0" y="0"/>
+                      <a:ext cx="5493489" cy="2612949"/>
+                    </a:xfrm>
+                    <a:prstGeom prst="rect">
+                      <a:avLst/>
+                    </a:prstGeom>
+                    <a:noFill/>
+                    <a:ln>
+                      <a:noFill/>
+                    </a:ln>
+                  </pic:spPr>
+                </pic:pic>
+              </a:graphicData>
+            </a:graphic>
+          </wp:inline>
+        </w:drawing>
+      </w:r>
+    </w:p>
+    <w:p>
+      <w:pPr>
+        <w:rPr>
+          <w:b/>
+          <w:bCs/>
+        </w:rPr>
+      </w:pPr>
+      <w:r>
+        <w:rPr>
+          <w:b/>
+          <w:bCs/>
+        </w:rPr>
+        <w:t>17/09/2026</w:t>
+      </w:r>
+    </w:p>
+    <w:p>
+      <w:r>
+        <w:t xml:space="preserve">5 </w:t>
+      </w:r>
+      <w:r>
+        <w:t>Made some changes on the menu to look like it does now. Kept adding CSS to the other pages.</w:t>
+      </w:r>
+    </w:p>
+    <w:p>
+      <w:pPr>
+        <w:jc w:val="center"/>
+      </w:pPr>
+      <w:r>
+        <w:rPr>
+          <w:noProof/>
+        </w:rPr>
+        <w:drawing>
+          <wp:inline distT="0" distB="0" distL="0" distR="0" wp14:anchorId="5B12E906" wp14:editId="1D6ECA99">
+            <wp:extent cx="5285582" cy="2528876"/>
+            <wp:effectExtent l="0" t="0" r="0" b="5080"/>
+            <wp:docPr id="103475152" name="Picture 5"/>
+            <wp:cNvGraphicFramePr>
+              <a:graphicFrameLocks xmlns:a="http://schemas.openxmlformats.org/drawingml/2006/main" noChangeAspect="1"/>
+            </wp:cNvGraphicFramePr>
+            <a:graphic xmlns:a="http://schemas.openxmlformats.org/drawingml/2006/main">
+              <a:graphicData uri="http://schemas.openxmlformats.org/drawingml/2006/picture">
+                <pic:pic xmlns:pic="http://schemas.openxmlformats.org/drawingml/2006/picture">
+                  <pic:nvPicPr>
+                    <pic:cNvPr id="0" name="Picture 5"/>
+                    <pic:cNvPicPr>
+                      <a:picLocks noChangeAspect="1" noChangeArrowheads="1"/>
+                    </pic:cNvPicPr>
+                  </pic:nvPicPr>
+                  <pic:blipFill>
+                    <a:blip r:embed="rId12" cstate="print">
+                      <a:extLst>
+                        <a:ext uri="{28A0092B-C50C-407E-A947-70E740481C1C}">
+                          <a14:useLocalDpi xmlns:a14="http://schemas.microsoft.com/office/drawing/2010/main" val="0"/>
+                        </a:ext>
+                      </a:extLst>
+                    </a:blip>
+                    <a:srcRect/>
+                    <a:stretch>
+                      <a:fillRect/>
+                    </a:stretch>
+                  </pic:blipFill>
+                  <pic:spPr bwMode="auto">
+                    <a:xfrm>
+                      <a:off x="0" y="0"/>
+                      <a:ext cx="5312449" cy="2541731"/>
+                    </a:xfrm>
+                    <a:prstGeom prst="rect">
+                      <a:avLst/>
+                    </a:prstGeom>
+                    <a:noFill/>
+                    <a:ln>
+                      <a:noFill/>
+                    </a:ln>
+                  </pic:spPr>
+                </pic:pic>
+              </a:graphicData>
+            </a:graphic>
+          </wp:inline>
+        </w:drawing>
+      </w:r>
+    </w:p>
+    <w:p>
+      <w:r>
+        <w:lastRenderedPageBreak/>
+        <w:t xml:space="preserve">5 </w:t>
+      </w:r>
+      <w:r>
+        <w:t xml:space="preserve">Added images to the html, CSS specifically to the animation of the images when hovered. </w:t>
+      </w:r>
+      <w:r>
+        <w:t>Took away</w:t>
+      </w:r>
+      <w:r>
+        <w:t xml:space="preserve"> some HTML</w:t>
+      </w:r>
+      <w:r>
+        <w:t xml:space="preserve">, </w:t>
+      </w:r>
+      <w:r>
+        <w:t>because it was unnecessary</w:t>
+      </w:r>
+      <w:r>
+        <w:t xml:space="preserve"> – some images were prepared a day prior.</w:t>
+      </w:r>
+    </w:p>
+    <w:p>
+      <w:pPr>
+        <w:jc w:val="center"/>
+      </w:pPr>
+      <w:r>
+        <w:rPr>
+          <w:noProof/>
+        </w:rPr>
+        <w:drawing>
+          <wp:inline distT="0" distB="0" distL="0" distR="0" wp14:anchorId="3F17181F" wp14:editId="7A0E9B75">
+            <wp:extent cx="4953000" cy="2373461"/>
+            <wp:effectExtent l="0" t="0" r="0" b="8255"/>
+            <wp:docPr id="1846989316" name="Picture 6"/>
+            <wp:cNvGraphicFramePr>
+              <a:graphicFrameLocks xmlns:a="http://schemas.openxmlformats.org/drawingml/2006/main" noChangeAspect="1"/>
+            </wp:cNvGraphicFramePr>
+            <a:graphic xmlns:a="http://schemas.openxmlformats.org/drawingml/2006/main">
+              <a:graphicData uri="http://schemas.openxmlformats.org/drawingml/2006/picture">
+                <pic:pic xmlns:pic="http://schemas.openxmlformats.org/drawingml/2006/picture">
+                  <pic:nvPicPr>
+                    <pic:cNvPr id="0" name="Picture 6"/>
+                    <pic:cNvPicPr>
+                      <a:picLocks noChangeAspect="1" noChangeArrowheads="1"/>
+                    </pic:cNvPicPr>
+                  </pic:nvPicPr>
+                  <pic:blipFill>
+                    <a:blip r:embed="rId13" cstate="print">
+                      <a:extLst>
+                        <a:ext uri="{28A0092B-C50C-407E-A947-70E740481C1C}">
+                          <a14:useLocalDpi xmlns:a14="http://schemas.microsoft.com/office/drawing/2010/main" val="0"/>
+                        </a:ext>
+                      </a:extLst>
+                    </a:blip>
+                    <a:srcRect/>
+                    <a:stretch>
+                      <a:fillRect/>
+                    </a:stretch>
+                  </pic:blipFill>
+                  <pic:spPr bwMode="auto">
+                    <a:xfrm>
+                      <a:off x="0" y="0"/>
+                      <a:ext cx="4979416" cy="2386119"/>
+                    </a:xfrm>
+                    <a:prstGeom prst="rect">
+                      <a:avLst/>
+                    </a:prstGeom>
+                    <a:noFill/>
+                    <a:ln>
+                      <a:noFill/>
+                    </a:ln>
+                  </pic:spPr>
+                </pic:pic>
+              </a:graphicData>
+            </a:graphic>
+          </wp:inline>
+        </w:drawing>
+      </w:r>
+    </w:p>
+    <w:p>
+      <w:r>
+        <w:t>6 Added the private information about my career, both studies and job wise. Decided to keep the design as the vertical line.</w:t>
+      </w:r>
+    </w:p>
+    <w:p>
+      <w:pPr>
+        <w:jc w:val="center"/>
+      </w:pPr>
+      <w:r>
+        <w:rPr>
+          <w:noProof/>
+        </w:rPr>
+        <w:drawing>
+          <wp:inline distT="0" distB="0" distL="0" distR="0" wp14:anchorId="322C7F55" wp14:editId="29C0E63B">
+            <wp:extent cx="5010150" cy="2397098"/>
+            <wp:effectExtent l="0" t="0" r="0" b="3810"/>
+            <wp:docPr id="994582928" name="Picture 7"/>
+            <wp:cNvGraphicFramePr>
+              <a:graphicFrameLocks xmlns:a="http://schemas.openxmlformats.org/drawingml/2006/main" noChangeAspect="1"/>
+            </wp:cNvGraphicFramePr>
+            <a:graphic xmlns:a="http://schemas.openxmlformats.org/drawingml/2006/main">
+              <a:graphicData uri="http://schemas.openxmlformats.org/drawingml/2006/picture">
+                <pic:pic xmlns:pic="http://schemas.openxmlformats.org/drawingml/2006/picture">
+                  <pic:nvPicPr>
+                    <pic:cNvPr id="0" name="Picture 7"/>
+                    <pic:cNvPicPr>
+                      <a:picLocks noChangeAspect="1" noChangeArrowheads="1"/>
+                    </pic:cNvPicPr>
+                  </pic:nvPicPr>
+                  <pic:blipFill>
+                    <a:blip r:embed="rId14" cstate="print">
+                      <a:extLst>
+                        <a:ext uri="{28A0092B-C50C-407E-A947-70E740481C1C}">
+                          <a14:useLocalDpi xmlns:a14="http://schemas.microsoft.com/office/drawing/2010/main" val="0"/>
+                        </a:ext>
+                      </a:extLst>
+                    </a:blip>
+                    <a:srcRect/>
+                    <a:stretch>
+                      <a:fillRect/>
+                    </a:stretch>
+                  </pic:blipFill>
+                  <pic:spPr bwMode="auto">
+                    <a:xfrm>
+                      <a:off x="0" y="0"/>
+                      <a:ext cx="5031081" cy="2407113"/>
+                    </a:xfrm>
+                    <a:prstGeom prst="rect">
+                      <a:avLst/>
+                    </a:prstGeom>
+                    <a:noFill/>
+                    <a:ln>
+                      <a:noFill/>
+                    </a:ln>
+                  </pic:spPr>
+                </pic:pic>
+              </a:graphicData>
+            </a:graphic>
+          </wp:inline>
+        </w:drawing>
+      </w:r>
+    </w:p>
+    <w:p>
+      <w:r>
+        <w:t>7 Added classes, ids and labels to the contact input, with this the very last HTML is in place and I investigated a way to make it functional but it requires either javascript or php, which is more than specified for this Lab.</w:t>
+      </w:r>
+    </w:p>
+    <w:p>
+      <w:pPr>
+        <w:jc w:val="center"/>
+      </w:pPr>
+      <w:r>
+        <w:rPr>
+          <w:noProof/>
+        </w:rPr>
+        <w:drawing>
+          <wp:inline distT="0" distB="0" distL="0" distR="0" wp14:anchorId="23AC015A" wp14:editId="05264F67">
+            <wp:extent cx="5514975" cy="2626932"/>
+            <wp:effectExtent l="0" t="0" r="0" b="2540"/>
+            <wp:docPr id="1135186905" name="Picture 8"/>
+            <wp:cNvGraphicFramePr>
+              <a:graphicFrameLocks xmlns:a="http://schemas.openxmlformats.org/drawingml/2006/main" noChangeAspect="1"/>
+            </wp:cNvGraphicFramePr>
+            <a:graphic xmlns:a="http://schemas.openxmlformats.org/drawingml/2006/main">
+              <a:graphicData uri="http://schemas.openxmlformats.org/drawingml/2006/picture">
+                <pic:pic xmlns:pic="http://schemas.openxmlformats.org/drawingml/2006/picture">
+                  <pic:nvPicPr>
+                    <pic:cNvPr id="0" name="Picture 8"/>
+                    <pic:cNvPicPr>
+                      <a:picLocks noChangeAspect="1" noChangeArrowheads="1"/>
+                    </pic:cNvPicPr>
+                  </pic:nvPicPr>
+                  <pic:blipFill>
+                    <a:blip r:embed="rId15" cstate="print">
+                      <a:extLst>
+                        <a:ext uri="{28A0092B-C50C-407E-A947-70E740481C1C}">
+                          <a14:useLocalDpi xmlns:a14="http://schemas.microsoft.com/office/drawing/2010/main" val="0"/>
+                        </a:ext>
+                      </a:extLst>
+                    </a:blip>
+                    <a:srcRect/>
+                    <a:stretch>
+                      <a:fillRect/>
+                    </a:stretch>
+                  </pic:blipFill>
+                  <pic:spPr bwMode="auto">
+                    <a:xfrm>
+                      <a:off x="0" y="0"/>
+                      <a:ext cx="5520172" cy="2629408"/>
+                    </a:xfrm>
+                    <a:prstGeom prst="rect">
+                      <a:avLst/>
+                    </a:prstGeom>
+                    <a:noFill/>
+                    <a:ln>
+                      <a:noFill/>
+                    </a:ln>
+                  </pic:spPr>
+                </pic:pic>
+              </a:graphicData>
+            </a:graphic>
+          </wp:inline>
+        </w:drawing>
+      </w:r>
+    </w:p>
+    <w:p>
+      <w:r>
+        <w:lastRenderedPageBreak/>
+        <w:t>8 Checked responsive, added the required media queries to make the four pages responsive and look consistent.</w:t>
+      </w:r>
+      <w:r>
+        <w:t xml:space="preserve"> For this I used two chrome tabs with different widths, often pulling on them to see the behaviour of the media queries on the breaking points.</w:t>
+      </w:r>
+    </w:p>
+    <w:p>
+      <w:r>
+        <w:rPr>
+          <w:noProof/>
+        </w:rPr>
+        <w:drawing>
+          <wp:inline distT="0" distB="0" distL="0" distR="0" wp14:anchorId="48FEAE48" wp14:editId="5D8B2D08">
+            <wp:extent cx="3259183" cy="1963926"/>
+            <wp:effectExtent l="0" t="0" r="0" b="0"/>
+            <wp:docPr id="924776659" name="Picture 9"/>
+            <wp:cNvGraphicFramePr>
+              <a:graphicFrameLocks xmlns:a="http://schemas.openxmlformats.org/drawingml/2006/main" noChangeAspect="1"/>
+            </wp:cNvGraphicFramePr>
+            <a:graphic xmlns:a="http://schemas.openxmlformats.org/drawingml/2006/main">
+              <a:graphicData uri="http://schemas.openxmlformats.org/drawingml/2006/picture">
+                <pic:pic xmlns:pic="http://schemas.openxmlformats.org/drawingml/2006/picture">
+                  <pic:nvPicPr>
+                    <pic:cNvPr id="0" name="Picture 9"/>
+                    <pic:cNvPicPr>
+                      <a:picLocks noChangeAspect="1" noChangeArrowheads="1"/>
+                    </pic:cNvPicPr>
+                  </pic:nvPicPr>
+                  <pic:blipFill>
+                    <a:blip r:embed="rId16" cstate="print">
+                      <a:extLst>
+                        <a:ext uri="{28A0092B-C50C-407E-A947-70E740481C1C}">
+                          <a14:useLocalDpi xmlns:a14="http://schemas.microsoft.com/office/drawing/2010/main" val="0"/>
+                        </a:ext>
+                      </a:extLst>
+                    </a:blip>
+                    <a:srcRect/>
+                    <a:stretch>
+                      <a:fillRect/>
+                    </a:stretch>
+                  </pic:blipFill>
+                  <pic:spPr bwMode="auto">
+                    <a:xfrm>
+                      <a:off x="0" y="0"/>
+                      <a:ext cx="3276144" cy="1974147"/>
+                    </a:xfrm>
+                    <a:prstGeom prst="rect">
+                      <a:avLst/>
+                    </a:prstGeom>
+                    <a:noFill/>
+                    <a:ln>
+                      <a:noFill/>
+                    </a:ln>
+                  </pic:spPr>
+                </pic:pic>
+              </a:graphicData>
+            </a:graphic>
+          </wp:inline>
+        </w:drawing>
+      </w:r>
+      <w:r>
+        <w:rPr>
+          <w:noProof/>
+        </w:rPr>
+        <w:drawing>
+          <wp:inline distT="0" distB="0" distL="0" distR="0" wp14:anchorId="1A5A705D" wp14:editId="767ABBFF">
+            <wp:extent cx="3238500" cy="1954267"/>
+            <wp:effectExtent l="0" t="0" r="0" b="8255"/>
+            <wp:docPr id="791091596" name="Picture 10"/>
+            <wp:cNvGraphicFramePr>
+              <a:graphicFrameLocks xmlns:a="http://schemas.openxmlformats.org/drawingml/2006/main" noChangeAspect="1"/>
+            </wp:cNvGraphicFramePr>
+            <a:graphic xmlns:a="http://schemas.openxmlformats.org/drawingml/2006/main">
+              <a:graphicData uri="http://schemas.openxmlformats.org/drawingml/2006/picture">
+                <pic:pic xmlns:pic="http://schemas.openxmlformats.org/drawingml/2006/picture">
+                  <pic:nvPicPr>
+                    <pic:cNvPr id="0" name="Picture 10"/>
+                    <pic:cNvPicPr>
+                      <a:picLocks noChangeAspect="1" noChangeArrowheads="1"/>
+                    </pic:cNvPicPr>
+                  </pic:nvPicPr>
+                  <pic:blipFill>
+                    <a:blip r:embed="rId17" cstate="print">
+                      <a:extLst>
+                        <a:ext uri="{28A0092B-C50C-407E-A947-70E740481C1C}">
+                          <a14:useLocalDpi xmlns:a14="http://schemas.microsoft.com/office/drawing/2010/main" val="0"/>
+                        </a:ext>
+                      </a:extLst>
+                    </a:blip>
+                    <a:srcRect/>
+                    <a:stretch>
+                      <a:fillRect/>
+                    </a:stretch>
+                  </pic:blipFill>
+                  <pic:spPr bwMode="auto">
+                    <a:xfrm>
+                      <a:off x="0" y="0"/>
+                      <a:ext cx="3253137" cy="1963100"/>
+                    </a:xfrm>
+                    <a:prstGeom prst="rect">
+                      <a:avLst/>
+                    </a:prstGeom>
+                    <a:noFill/>
+                    <a:ln>
+                      <a:noFill/>
+                    </a:ln>
+                  </pic:spPr>
+                </pic:pic>
+              </a:graphicData>
+            </a:graphic>
+          </wp:inline>
+        </w:drawing>
+      </w:r>
+    </w:p>
+    <w:p>
+      <w:r>
+        <w:rPr>
+          <w:noProof/>
+        </w:rPr>
+        <w:drawing>
+          <wp:inline distT="0" distB="0" distL="0" distR="0" wp14:anchorId="3E7D5B5E" wp14:editId="72DBD4AC">
+            <wp:extent cx="3257550" cy="1850774"/>
+            <wp:effectExtent l="0" t="0" r="0" b="0"/>
+            <wp:docPr id="1183045756" name="Picture 11"/>
+            <wp:cNvGraphicFramePr>
+              <a:graphicFrameLocks xmlns:a="http://schemas.openxmlformats.org/drawingml/2006/main" noChangeAspect="1"/>
+            </wp:cNvGraphicFramePr>
+            <a:graphic xmlns:a="http://schemas.openxmlformats.org/drawingml/2006/main">
+              <a:graphicData uri="http://schemas.openxmlformats.org/drawingml/2006/picture">
+                <pic:pic xmlns:pic="http://schemas.openxmlformats.org/drawingml/2006/picture">
+                  <pic:nvPicPr>
+                    <pic:cNvPr id="0" name="Picture 11"/>
+                    <pic:cNvPicPr>
+                      <a:picLocks noChangeAspect="1" noChangeArrowheads="1"/>
+                    </pic:cNvPicPr>
+                  </pic:nvPicPr>
+                  <pic:blipFill>
+                    <a:blip r:embed="rId18" cstate="print">
+                      <a:extLst>
+                        <a:ext uri="{28A0092B-C50C-407E-A947-70E740481C1C}">
+                          <a14:useLocalDpi xmlns:a14="http://schemas.microsoft.com/office/drawing/2010/main" val="0"/>
+                        </a:ext>
+                      </a:extLst>
+                    </a:blip>
+                    <a:srcRect/>
+                    <a:stretch>
+                      <a:fillRect/>
+                    </a:stretch>
+                  </pic:blipFill>
+                  <pic:spPr bwMode="auto">
+                    <a:xfrm>
+                      <a:off x="0" y="0"/>
+                      <a:ext cx="3271878" cy="1858915"/>
+                    </a:xfrm>
+                    <a:prstGeom prst="rect">
+                      <a:avLst/>
+                    </a:prstGeom>
+                    <a:noFill/>
+                    <a:ln>
+                      <a:noFill/>
+                    </a:ln>
+                  </pic:spPr>
+                </pic:pic>
+              </a:graphicData>
+            </a:graphic>
+          </wp:inline>
+        </w:drawing>
+      </w:r>
+      <w:r>
+        <w:rPr>
+          <w:noProof/>
+        </w:rPr>
+        <w:drawing>
+          <wp:inline distT="0" distB="0" distL="0" distR="0" wp14:anchorId="4A89C4E2" wp14:editId="794BFAA7">
+            <wp:extent cx="3257550" cy="1834121"/>
+            <wp:effectExtent l="0" t="0" r="0" b="0"/>
+            <wp:docPr id="840584591" name="Picture 12"/>
+            <wp:cNvGraphicFramePr>
+              <a:graphicFrameLocks xmlns:a="http://schemas.openxmlformats.org/drawingml/2006/main" noChangeAspect="1"/>
+            </wp:cNvGraphicFramePr>
+            <a:graphic xmlns:a="http://schemas.openxmlformats.org/drawingml/2006/main">
+              <a:graphicData uri="http://schemas.openxmlformats.org/drawingml/2006/picture">
+                <pic:pic xmlns:pic="http://schemas.openxmlformats.org/drawingml/2006/picture">
+                  <pic:nvPicPr>
+                    <pic:cNvPr id="0" name="Picture 12"/>
+                    <pic:cNvPicPr>
+                      <a:picLocks noChangeAspect="1" noChangeArrowheads="1"/>
+                    </pic:cNvPicPr>
+                  </pic:nvPicPr>
+                  <pic:blipFill>
+                    <a:blip r:embed="rId19" cstate="print">
+                      <a:extLst>
+                        <a:ext uri="{28A0092B-C50C-407E-A947-70E740481C1C}">
+                          <a14:useLocalDpi xmlns:a14="http://schemas.microsoft.com/office/drawing/2010/main" val="0"/>
+                        </a:ext>
+                      </a:extLst>
+                    </a:blip>
+                    <a:srcRect/>
+                    <a:stretch>
+                      <a:fillRect/>
+                    </a:stretch>
+                  </pic:blipFill>
+                  <pic:spPr bwMode="auto">
+                    <a:xfrm>
+                      <a:off x="0" y="0"/>
+                      <a:ext cx="3283339" cy="1848641"/>
+                    </a:xfrm>
+                    <a:prstGeom prst="rect">
+                      <a:avLst/>
+                    </a:prstGeom>
+                    <a:noFill/>
+                    <a:ln>
+                      <a:noFill/>
+                    </a:ln>
+                  </pic:spPr>
+                </pic:pic>
+              </a:graphicData>
+            </a:graphic>
+          </wp:inline>
+        </w:drawing>
+      </w:r>
+    </w:p>
+    <w:p/>
+    <w:p>
+      <w:pPr>
+        <w:rPr>
+          <w:b/>
+          <w:bCs/>
+        </w:rPr>
+      </w:pPr>
+      <w:r>
+        <w:rPr>
+          <w:b/>
+          <w:bCs/>
+        </w:rPr>
+        <w:t>Design changes:</w:t>
+      </w:r>
+    </w:p>
+    <w:p>
+      <w:r>
+        <w:t>- Re-structured navigation to: header &gt; nav &gt; a instead of nav &gt; ul &gt; li &gt; a, it added too many layers not necessary for this project.</w:t>
+      </w:r>
+    </w:p>
+    <w:p>
+      <w:r>
+        <w:t>- Re-sized the logo, originally I wanted to have a big logo but it looked too goofy.</w:t>
+      </w:r>
+    </w:p>
+    <w:p>
+      <w:r>
+        <w:t xml:space="preserve">- Changed menu design, bigger buttons which almost fill entirely the </w:t>
+      </w:r>
+      <w:r>
+        <w:t xml:space="preserve">height of the </w:t>
+      </w:r>
+      <w:r>
+        <w:t>nav bar.</w:t>
+      </w:r>
+      <w:r>
+        <w:t xml:space="preserve"> Originally I had smaller buttons, which was repurposed for the footer instead.</w:t>
+      </w:r>
+    </w:p>
+    <w:p>
+      <w:r>
+        <w:t>- Colour changes: Instead of navy and coral, the original design was going to use yellow and red, based on the Spanish flag (because I’m Spanish) but I decided to fit the hero image I chose and go with the colours displayed in the actual website.</w:t>
+      </w:r>
+    </w:p>
+    <w:p>
+      <w:r>
+        <w:t>- The hover animation for the gallery wasn’t planned originally, I had purposefully chosen not to use animations, but I changed my mind, preferring to use first a scale animation, ease-in-out, but the out animation looked off, thus I sped up the animation and decided to use ease-in only.</w:t>
+      </w:r>
+    </w:p>
+    <w:p>
+      <w:r>
+        <w:t>- Gallery was (as shown in picture 5) consisting of square images, I decided to use rectangular shapes instead. Leaving non exact squares for the responsive gallery.</w:t>
+      </w:r>
+    </w:p>
+    <w:p/>
+    <w:p/>
+    <w:p/>
+    <w:p>
+      <w:r>
+        <w:rPr>
+          <w:b/>
+          <w:bCs/>
+        </w:rPr>
+        <w:lastRenderedPageBreak/>
+        <w:t>Problems</w:t>
+      </w:r>
+      <w:r>
+        <w:rPr>
+          <w:b/>
+          <w:bCs/>
+        </w:rPr>
+        <w:t xml:space="preserve"> and solutions</w:t>
+      </w:r>
+      <w:r>
+        <w:t>:</w:t>
+      </w:r>
+    </w:p>
+    <w:p>
+      <w:r>
+        <w:t>I did not come across big problems because I have experience programming. I found tedious to only use basic HTML and CSS, not being able to use any JavaScript, Tailwind CSS or even Bootstrap (specially for the social media logos).</w:t>
+      </w:r>
+    </w:p>
+    <w:p>
+      <w:r>
+        <w:t>My solution was to make a simple design and put myself in the place of someone with less experience., thus consciously avoiding more complex blocks of code.</w:t>
+      </w:r>
+    </w:p>
+    <w:p>
+      <w:r>
+        <w:t>I forgot to add an email label and input within the form. I added it last.</w:t>
+      </w:r>
+      <w:r>
+        <w:rPr>
+          <w:noProof/>
+        </w:rPr>
+        <w:t xml:space="preserve"> </w:t>
+      </w:r>
+    </w:p>
+    <w:p>
+      <w:r>
+        <w:t>At times I consciously chose to use responsive friendly units like vw, which depend on the window width. I mainly used rem for scaling and px for the font size. I chose to keep colors hexadecimal and font families easy to read.</w:t>
+      </w:r>
+    </w:p>
+    <w:p>
+      <w:r>
+        <w:t>I actually had a problem with input showing it’s focus state; I wanted to change the border colour. I used someone’s post from Stackoverflow to find a suggestion which fixed the problem: using “outine: none;”.</w:t>
+      </w:r>
+    </w:p>
+    <w:p>
+      <w:r>
+        <w:rPr>
+          <w:b/>
+          <w:bCs/>
+        </w:rPr>
+        <w:t>Here is the design-system sheet:</w:t>
+      </w:r>
+      <w:r>
+        <w:rPr>
+          <w:b/>
+          <w:bCs/>
+        </w:rPr>
+        <w:t xml:space="preserve"> </w:t>
+      </w:r>
+      <w:r>
+        <w:t>More is provided in the scanned pdf.</w:t>
+      </w:r>
+    </w:p>
+    <w:p>
+      <w:pPr>
+        <w:jc w:val="center"/>
+      </w:pPr>
+      <w:r>
+        <w:rPr>
+          <w:noProof/>
+        </w:rPr>
+        <w:drawing>
+          <wp:inline distT="0" distB="0" distL="0" distR="0" wp14:anchorId="556171CD" wp14:editId="5E036156">
+            <wp:extent cx="5753100" cy="5753100"/>
+            <wp:effectExtent l="0" t="0" r="0" b="0"/>
+            <wp:docPr id="1951058006" name="Picture 13"/>
+            <wp:cNvGraphicFramePr>
+              <a:graphicFrameLocks xmlns:a="http://schemas.openxmlformats.org/drawingml/2006/main" noChangeAspect="1"/>
+            </wp:cNvGraphicFramePr>
+            <a:graphic xmlns:a="http://schemas.openxmlformats.org/drawingml/2006/main">
+              <a:graphicData uri="http://schemas.openxmlformats.org/drawingml/2006/picture">
+                <pic:pic xmlns:pic="http://schemas.openxmlformats.org/drawingml/2006/picture">
+                  <pic:nvPicPr>
+                    <pic:cNvPr id="0" name="Picture 13"/>
+                    <pic:cNvPicPr>
+                      <a:picLocks noChangeAspect="1" noChangeArrowheads="1"/>
+                    </pic:cNvPicPr>
+                  </pic:nvPicPr>
+                  <pic:blipFill>
+                    <a:blip r:embed="rId20">
+                      <a:extLst>
+                        <a:ext uri="{28A0092B-C50C-407E-A947-70E740481C1C}">
+                          <a14:useLocalDpi xmlns:a14="http://schemas.microsoft.com/office/drawing/2010/main" val="0"/>
+                        </a:ext>
+                      </a:extLst>
+                    </a:blip>
+                    <a:srcRect/>
+                    <a:stretch>
+                      <a:fillRect/>
+                    </a:stretch>
+                  </pic:blipFill>
+                  <pic:spPr bwMode="auto">
+                    <a:xfrm>
+                      <a:off x="0" y="0"/>
+                      <a:ext cx="5753100" cy="5753100"/>
+                    </a:xfrm>
+                    <a:prstGeom prst="rect">
+                      <a:avLst/>
+                    </a:prstGeom>
+                    <a:noFill/>
+                    <a:ln>
+                      <a:noFill/>
+                    </a:ln>
+                  </pic:spPr>
+                </pic:pic>
+              </a:graphicData>
+            </a:graphic>
+          </wp:inline>
+        </w:drawing>
+      </w:r>
+    </w:p>
+    <w:p>
+      <w:pPr>
+        <w:rPr>
+          <w:b/>
+          <w:bCs/>
+        </w:rPr>
+      </w:pPr>
+      <w:r>
+        <w:rPr>
+          <w:b/>
+          <w:bCs/>
+        </w:rPr>
+        <w:lastRenderedPageBreak/>
+        <w:t>Comparison of two versions:</w:t>
+      </w:r>
+    </w:p>
+    <w:p>
+      <w:r>
+        <w:t>The earliest version vs the version with most CSS. The css styling makes the whole website look user-friendly and invites the user to navigate it, unlike the basic HTML layout without navigation nor styles, which looks unfinished and poor quality.</w:t>
+      </w:r>
+    </w:p>
+    <w:p>
+      <w:r>
+        <w:rPr>
+          <w:noProof/>
+        </w:rPr>
+        <w:drawing>
+          <wp:inline distT="0" distB="0" distL="0" distR="0" wp14:anchorId="433059AA" wp14:editId="1F1BB61E">
+            <wp:extent cx="5483225" cy="2478072"/>
+            <wp:effectExtent l="0" t="0" r="3175" b="0"/>
+            <wp:docPr id="973548348" name="Picture 1"/>
+            <wp:cNvGraphicFramePr>
+              <a:graphicFrameLocks xmlns:a="http://schemas.openxmlformats.org/drawingml/2006/main" noChangeAspect="1"/>
+            </wp:cNvGraphicFramePr>
+            <a:graphic xmlns:a="http://schemas.openxmlformats.org/drawingml/2006/main">
+              <a:graphicData uri="http://schemas.openxmlformats.org/drawingml/2006/picture">
+                <pic:pic xmlns:pic="http://schemas.openxmlformats.org/drawingml/2006/picture">
+                  <pic:nvPicPr>
+                    <pic:cNvPr id="0" name="Picture 1"/>
+                    <pic:cNvPicPr>
+                      <a:picLocks noChangeAspect="1" noChangeArrowheads="1"/>
+                    </pic:cNvPicPr>
+                  </pic:nvPicPr>
+                  <pic:blipFill>
+                    <a:blip r:embed="rId8" cstate="print">
+                      <a:extLst>
+                        <a:ext uri="{28A0092B-C50C-407E-A947-70E740481C1C}">
+                          <a14:useLocalDpi xmlns:a14="http://schemas.microsoft.com/office/drawing/2010/main" val="0"/>
+                        </a:ext>
+                      </a:extLst>
+                    </a:blip>
+                    <a:srcRect/>
+                    <a:stretch>
+                      <a:fillRect/>
+                    </a:stretch>
+                  </pic:blipFill>
+                  <pic:spPr bwMode="auto">
+                    <a:xfrm>
+                      <a:off x="0" y="0"/>
+                      <a:ext cx="5526929" cy="2497823"/>
+                    </a:xfrm>
+                    <a:prstGeom prst="rect">
+                      <a:avLst/>
+                    </a:prstGeom>
+                    <a:noFill/>
+                    <a:ln>
+                      <a:noFill/>
+                    </a:ln>
+                  </pic:spPr>
+                </pic:pic>
+              </a:graphicData>
+            </a:graphic>
+          </wp:inline>
+        </w:drawing>
+      </w:r>
+    </w:p>
+    <w:p>
+      <w:r>
+        <w:rPr>
+          <w:noProof/>
+        </w:rPr>
+        <w:drawing>
+          <wp:inline distT="0" distB="0" distL="0" distR="0" wp14:anchorId="311569CA" wp14:editId="1D882B20">
+            <wp:extent cx="5483225" cy="2608067"/>
+            <wp:effectExtent l="0" t="0" r="3175" b="1905"/>
+            <wp:docPr id="1526567266" name="Picture 4"/>
+            <wp:cNvGraphicFramePr>
+              <a:graphicFrameLocks xmlns:a="http://schemas.openxmlformats.org/drawingml/2006/main" noChangeAspect="1"/>
+            </wp:cNvGraphicFramePr>
+            <a:graphic xmlns:a="http://schemas.openxmlformats.org/drawingml/2006/main">
+              <a:graphicData uri="http://schemas.openxmlformats.org/drawingml/2006/picture">
+                <pic:pic xmlns:pic="http://schemas.openxmlformats.org/drawingml/2006/picture">
+                  <pic:nvPicPr>
+                    <pic:cNvPr id="0" name="Picture 4"/>
+                    <pic:cNvPicPr>
+                      <a:picLocks noChangeAspect="1" noChangeArrowheads="1"/>
+                    </pic:cNvPicPr>
+                  </pic:nvPicPr>
+                  <pic:blipFill>
+                    <a:blip r:embed="rId11" cstate="print">
+                      <a:extLst>
+                        <a:ext uri="{28A0092B-C50C-407E-A947-70E740481C1C}">
+                          <a14:useLocalDpi xmlns:a14="http://schemas.microsoft.com/office/drawing/2010/main" val="0"/>
+                        </a:ext>
+                      </a:extLst>
+                    </a:blip>
+                    <a:srcRect/>
+                    <a:stretch>
+                      <a:fillRect/>
+                    </a:stretch>
+                  </pic:blipFill>
+                  <pic:spPr bwMode="auto">
+                    <a:xfrm>
+                      <a:off x="0" y="0"/>
+                      <a:ext cx="5493489" cy="2612949"/>
+                    </a:xfrm>
+                    <a:prstGeom prst="rect">
+                      <a:avLst/>
+                    </a:prstGeom>
+                    <a:noFill/>
+                    <a:ln>
+                      <a:noFill/>
+                    </a:ln>
+                  </pic:spPr>
+                </pic:pic>
+              </a:graphicData>
+            </a:graphic>
+          </wp:inline>
+        </w:drawing>
+      </w:r>
+    </w:p>
+    <w:p/>
+    <w:p>
+      <w:pPr>
+        <w:rPr>
+          <w:b/>
+          <w:bCs/>
+        </w:rPr>
+      </w:pPr>
+      <w:r>
+        <w:rPr>
+          <w:b/>
+          <w:bCs/>
+        </w:rPr>
+        <w:t>Reflection</w:t>
+      </w:r>
+    </w:p>
+    <w:p>
+      <w:r>
+        <w:t>The website is a simple showcase of my programming skills, I am proud of the short time it took to complete the project, specially considering that documenting everything took much longer than the time I spent coding.</w:t>
+      </w:r>
+    </w:p>
+    <w:p>
+      <w:r>
+        <w:t>I am satisfied with the result, nonetheless, and particularly like the footer. I like my final choice of keeping the menu in one row unlike my sketch which shows it as a column list. I found free svg as social media logos which I was able to edit to fit the right colour, thus fitting the rest of the website.</w:t>
+      </w:r>
+    </w:p>
+    <w:p>
+      <w:r>
+        <w:t>The lab functioned as a warm</w:t>
+      </w:r>
+      <w:r>
+        <w:t>-</w:t>
+      </w:r>
+      <w:r>
+        <w:t>up for the next lab, and as a reflection to how to create a full website with simple html + css (no libraries nor frameworks).</w:t>
+      </w:r>
+    </w:p>
+    <w:p/>
+    <w:p/>
+    <w:p>
+      <w:r>
+        <w:rPr>
+          <w:b/>
+          <w:bCs/>
+        </w:rPr>
+        <w:lastRenderedPageBreak/>
+        <w:t>Seed</w:t>
+      </w:r>
+      <w:r>
+        <w:t xml:space="preserve"> </w:t>
+      </w:r>
+    </w:p>
+    <w:p>
+      <w:r>
+        <w:t>My seed was the words “</w:t>
+      </w:r>
+      <w:r>
+        <w:rPr>
+          <w:b/>
+          <w:bCs/>
+        </w:rPr>
+        <w:t>visual story</w:t>
+      </w:r>
+      <w:r>
+        <w:t>”. I saw it fit for my introduction, since I have experience as an artist and literally the purpose of the portfolio I built is the collection of images and descriptions of my past works, it becomes the definition of the portfolio.</w:t>
       </w:r>
     </w:p>
     <w:sectPr>
@@ -4190,7 +5309,6 @@
   <w:style w:type="character" w:default="1" w:styleId="DefaultParagraphFont">
     <w:name w:val="Default Paragraph Font"/>
     <w:uiPriority w:val="1"/>
-    <w:semiHidden/>
     <w:unhideWhenUsed/>
   </w:style>
   <w:style w:type="table" w:default="1" w:styleId="TableNormal">

--- a/documentation/CRM-HKR-2026_Lab1_documentation.docx
+++ b/documentation/CRM-HKR-2026_Lab1_documentation.docx
@@ -164,7 +164,15 @@
         </w:numPr>
       </w:pPr>
       <w:r>
-        <w:t>Use the defined primary, accent and secondary colors consistently.</w:t>
+        <w:t xml:space="preserve">Use the defined primary, accent and secondary </w:t>
+      </w:r>
+      <w:proofErr w:type="spellStart"/>
+      <w:r>
+        <w:t>colors</w:t>
+      </w:r>
+      <w:proofErr w:type="spellEnd"/>
+      <w:r>
+        <w:t xml:space="preserve"> consistently.</w:t>
       </w:r>
     </w:p>
     <w:p>
@@ -188,7 +196,15 @@
         <w:t>text</w:t>
       </w:r>
       <w:r>
-        <w:t xml:space="preserve"> colors throughout all pages.</w:t>
+        <w:t xml:space="preserve"> </w:t>
+      </w:r>
+      <w:proofErr w:type="spellStart"/>
+      <w:r>
+        <w:t>colors</w:t>
+      </w:r>
+      <w:proofErr w:type="spellEnd"/>
+      <w:r>
+        <w:t xml:space="preserve"> throughout all pages.</w:t>
       </w:r>
     </w:p>
     <w:p>
@@ -200,7 +216,15 @@
         </w:numPr>
       </w:pPr>
       <w:r>
-        <w:t>Do not introduce new colors without a clear purpose.</w:t>
+        <w:t xml:space="preserve">Do not introduce new </w:t>
+      </w:r>
+      <w:proofErr w:type="spellStart"/>
+      <w:r>
+        <w:t>colors</w:t>
+      </w:r>
+      <w:proofErr w:type="spellEnd"/>
+      <w:r>
+        <w:t xml:space="preserve"> without a clear purpose.</w:t>
       </w:r>
     </w:p>
     <w:p>
@@ -398,14 +422,22 @@
         <w:rPr>
           <w:color w:val="F7F4EE"/>
         </w:rPr>
-        <w:t>Warm off-whit</w:t>
-      </w:r>
+        <w:t>Warm off-</w:t>
+      </w:r>
+      <w:proofErr w:type="spellStart"/>
       <w:r>
         <w:rPr>
           <w:color w:val="F7F4EE"/>
         </w:rPr>
+        <w:t>whit</w:t>
+      </w:r>
+      <w:r>
+        <w:rPr>
+          <w:color w:val="F7F4EE"/>
+        </w:rPr>
         <w:t>te</w:t>
       </w:r>
+      <w:proofErr w:type="spellEnd"/>
     </w:p>
     <w:p>
       <w:r>
@@ -1126,7 +1158,15 @@
     </w:p>
     <w:p>
       <w:r>
-        <w:t xml:space="preserve">HS &gt; uni &gt; teaching tutor &gt; FP &gt; </w:t>
+        <w:t xml:space="preserve">HS &gt; </w:t>
+      </w:r>
+      <w:proofErr w:type="spellStart"/>
+      <w:r>
+        <w:t>uni</w:t>
+      </w:r>
+      <w:proofErr w:type="spellEnd"/>
+      <w:r>
+        <w:t xml:space="preserve"> &gt; teaching tutor &gt; FP &gt; </w:t>
       </w:r>
       <w:r>
         <w:t>job &gt; Masters &gt; job x4</w:t>
@@ -1232,7 +1272,15 @@
       </w:r>
       <w:r>
         <w:tab/>
-        <w:t>&gt; section &gt; h1, img, p</w:t>
+        <w:t xml:space="preserve">&gt; section &gt; h1, </w:t>
+      </w:r>
+      <w:proofErr w:type="spellStart"/>
+      <w:r>
+        <w:t>img</w:t>
+      </w:r>
+      <w:proofErr w:type="spellEnd"/>
+      <w:r>
+        <w:t>, p</w:t>
       </w:r>
     </w:p>
     <w:p>
@@ -1243,7 +1291,15 @@
         <w:t xml:space="preserve">section &gt; </w:t>
       </w:r>
       <w:r>
-        <w:t>nav &gt; img, ul &gt; (li&gt;a*3)</w:t>
+        <w:t xml:space="preserve">nav &gt; </w:t>
+      </w:r>
+      <w:proofErr w:type="spellStart"/>
+      <w:r>
+        <w:t>img</w:t>
+      </w:r>
+      <w:proofErr w:type="spellEnd"/>
+      <w:r>
+        <w:t>, ul &gt; (li&gt;a*3)</w:t>
       </w:r>
     </w:p>
     <w:p>
@@ -1371,7 +1427,15 @@
         <w:t>Gallery cards share the same structure</w:t>
       </w:r>
       <w:r>
-        <w:t>: section &gt; h2 &gt; a, p, img/video</w:t>
+        <w:t xml:space="preserve">: section &gt; h2 &gt; a, p, </w:t>
+      </w:r>
+      <w:proofErr w:type="spellStart"/>
+      <w:r>
+        <w:t>img</w:t>
+      </w:r>
+      <w:proofErr w:type="spellEnd"/>
+      <w:r>
+        <w:t>/video</w:t>
       </w:r>
     </w:p>
     <w:p>
@@ -1478,7 +1542,15 @@
         <w:ind w:hanging="709"/>
       </w:pPr>
       <w:r>
-        <w:t>--color-navy: #172033;</w:t>
+        <w:t>--</w:t>
+      </w:r>
+      <w:proofErr w:type="spellStart"/>
+      <w:r>
+        <w:t>color</w:t>
+      </w:r>
+      <w:proofErr w:type="spellEnd"/>
+      <w:r>
+        <w:t>-navy: #172033;</w:t>
       </w:r>
     </w:p>
     <w:p>
@@ -1486,7 +1558,15 @@
         <w:spacing w:line="240" w:lineRule="auto"/>
       </w:pPr>
       <w:r>
-        <w:t>--color-coral: #FF6B4A;</w:t>
+        <w:t>--</w:t>
+      </w:r>
+      <w:proofErr w:type="spellStart"/>
+      <w:r>
+        <w:t>color</w:t>
+      </w:r>
+      <w:proofErr w:type="spellEnd"/>
+      <w:r>
+        <w:t>-coral: #FF6B4A;</w:t>
       </w:r>
     </w:p>
     <w:p>
@@ -1506,7 +1586,15 @@
         <w:spacing w:line="240" w:lineRule="auto"/>
       </w:pPr>
       <w:r>
-        <w:t>--color-blue:</w:t>
+        <w:t>--</w:t>
+      </w:r>
+      <w:proofErr w:type="spellStart"/>
+      <w:r>
+        <w:t>color</w:t>
+      </w:r>
+      <w:proofErr w:type="spellEnd"/>
+      <w:r>
+        <w:t>-blue:</w:t>
       </w:r>
       <w:r>
         <w:t xml:space="preserve"> </w:t>
@@ -1520,7 +1608,15 @@
         <w:spacing w:line="240" w:lineRule="auto"/>
       </w:pPr>
       <w:r>
-        <w:t>--color-background: #F7F4EE;</w:t>
+        <w:t>--</w:t>
+      </w:r>
+      <w:proofErr w:type="spellStart"/>
+      <w:r>
+        <w:t>color</w:t>
+      </w:r>
+      <w:proofErr w:type="spellEnd"/>
+      <w:r>
+        <w:t>-background: #F7F4EE;</w:t>
       </w:r>
     </w:p>
     <w:p>
@@ -1528,7 +1624,15 @@
         <w:spacing w:line="240" w:lineRule="auto"/>
       </w:pPr>
       <w:r>
-        <w:t>--color-border: #D9D4CA;</w:t>
+        <w:t>--</w:t>
+      </w:r>
+      <w:proofErr w:type="spellStart"/>
+      <w:r>
+        <w:t>color</w:t>
+      </w:r>
+      <w:proofErr w:type="spellEnd"/>
+      <w:r>
+        <w:t>-border: #D9D4CA;</w:t>
       </w:r>
     </w:p>
     <w:p>
@@ -1536,7 +1640,15 @@
         <w:spacing w:line="240" w:lineRule="auto"/>
       </w:pPr>
       <w:r>
-        <w:t>--color-muted: #667085;</w:t>
+        <w:t>--</w:t>
+      </w:r>
+      <w:proofErr w:type="spellStart"/>
+      <w:r>
+        <w:t>color</w:t>
+      </w:r>
+      <w:proofErr w:type="spellEnd"/>
+      <w:r>
+        <w:t>-muted: #667085;</w:t>
       </w:r>
     </w:p>
     <w:p>
@@ -1604,7 +1716,15 @@
         <w:spacing w:line="240" w:lineRule="auto"/>
       </w:pPr>
       <w:r>
-        <w:t>--font-size-xm: 24px;</w:t>
+        <w:t>--font-size-</w:t>
+      </w:r>
+      <w:proofErr w:type="spellStart"/>
+      <w:r>
+        <w:t>xm</w:t>
+      </w:r>
+      <w:proofErr w:type="spellEnd"/>
+      <w:r>
+        <w:t>: 24px;</w:t>
       </w:r>
     </w:p>
     <w:p>
@@ -1628,7 +1748,15 @@
         <w:spacing w:line="240" w:lineRule="auto"/>
       </w:pPr>
       <w:r>
-        <w:t>--font-size-xs: 16px;</w:t>
+        <w:t>--font-size-</w:t>
+      </w:r>
+      <w:proofErr w:type="spellStart"/>
+      <w:r>
+        <w:t>xs</w:t>
+      </w:r>
+      <w:proofErr w:type="spellEnd"/>
+      <w:r>
+        <w:t>: 16px;</w:t>
       </w:r>
     </w:p>
     <w:p>
@@ -1863,7 +1991,15 @@
         <w:spacing w:line="240" w:lineRule="auto"/>
       </w:pPr>
       <w:r>
-        <w:t>--site-padding-xs: 3vw;</w:t>
+        <w:t>--site-padding-</w:t>
+      </w:r>
+      <w:proofErr w:type="spellStart"/>
+      <w:r>
+        <w:t>xs</w:t>
+      </w:r>
+      <w:proofErr w:type="spellEnd"/>
+      <w:r>
+        <w:t>: 3vw;</w:t>
       </w:r>
     </w:p>
     <w:p>
@@ -2031,7 +2167,23 @@
       </w:r>
       <w:r>
         <w:tab/>
-        <w:t>a:hover, a:active  { color: var(--color-coral); }</w:t>
+        <w:t xml:space="preserve">a:hover, a:active  { </w:t>
+      </w:r>
+      <w:proofErr w:type="spellStart"/>
+      <w:r>
+        <w:t>color</w:t>
+      </w:r>
+      <w:proofErr w:type="spellEnd"/>
+      <w:r>
+        <w:t>: var(--</w:t>
+      </w:r>
+      <w:proofErr w:type="spellStart"/>
+      <w:r>
+        <w:t>color</w:t>
+      </w:r>
+      <w:proofErr w:type="spellEnd"/>
+      <w:r>
+        <w:t>-coral); }</w:t>
       </w:r>
     </w:p>
     <w:p>
@@ -2060,7 +2212,22 @@
       </w:r>
       <w:r>
         <w:tab/>
-        <w:t>input:focus { border: 1px solid var(--color-coral); }</w:t>
+      </w:r>
+      <w:proofErr w:type="spellStart"/>
+      <w:r>
+        <w:t>input:focus</w:t>
+      </w:r>
+      <w:proofErr w:type="spellEnd"/>
+      <w:r>
+        <w:t xml:space="preserve"> { border: 1px solid var(--</w:t>
+      </w:r>
+      <w:proofErr w:type="spellStart"/>
+      <w:r>
+        <w:t>color</w:t>
+      </w:r>
+      <w:proofErr w:type="spellEnd"/>
+      <w:r>
+        <w:t>-coral); }</w:t>
       </w:r>
     </w:p>
     <w:p/>
@@ -2271,7 +2438,7 @@
           <w:noProof/>
         </w:rPr>
         <w:drawing>
-          <wp:inline distT="0" distB="0" distL="0" distR="0" wp14:anchorId="1BF88CC5" wp14:editId="72F7BAD6">
+          <wp:inline distT="0" distB="0" distL="0" distR="0" wp14:anchorId="1BF88CC5" wp14:editId="115314CF">
             <wp:extent cx="4686300" cy="2117912"/>
             <wp:effectExtent l="0" t="0" r="0" b="0"/>
             <wp:docPr id="1199758935" name="Picture 1"/>
@@ -2337,7 +2504,7 @@
           <w:noProof/>
         </w:rPr>
         <w:drawing>
-          <wp:inline distT="0" distB="0" distL="0" distR="0" wp14:anchorId="7517ED15" wp14:editId="684D27AB">
+          <wp:inline distT="0" distB="0" distL="0" distR="0" wp14:anchorId="7517ED15" wp14:editId="50596A62">
             <wp:extent cx="4705350" cy="2241287"/>
             <wp:effectExtent l="0" t="0" r="0" b="6985"/>
             <wp:docPr id="210784947" name="Picture 2"/>
@@ -2696,7 +2863,7 @@
           <w:noProof/>
         </w:rPr>
         <w:drawing>
-          <wp:inline distT="0" distB="0" distL="0" distR="0" wp14:anchorId="322C7F55" wp14:editId="29C0E63B">
+          <wp:inline distT="0" distB="0" distL="0" distR="0" wp14:anchorId="322C7F55" wp14:editId="5A8F8E78">
             <wp:extent cx="5010150" cy="2397098"/>
             <wp:effectExtent l="0" t="0" r="0" b="3810"/>
             <wp:docPr id="994582928" name="Picture 7"/>
@@ -2747,7 +2914,39 @@
     </w:p>
     <w:p>
       <w:r>
-        <w:t>7 Added classes, ids and labels to the contact input, with this the very last HTML is in place and I investigated a way to make it functional but it requires either javascript or php, which is more than specified for this Lab.</w:t>
+        <w:t xml:space="preserve">7 Added classes, ids and labels to the contact input, with this the very last HTML is in </w:t>
+      </w:r>
+      <w:proofErr w:type="gramStart"/>
+      <w:r>
+        <w:t>place</w:t>
+      </w:r>
+      <w:proofErr w:type="gramEnd"/>
+      <w:r>
+        <w:t xml:space="preserve"> and I investigated a way to make it </w:t>
+      </w:r>
+      <w:proofErr w:type="gramStart"/>
+      <w:r>
+        <w:t>functional</w:t>
+      </w:r>
+      <w:proofErr w:type="gramEnd"/>
+      <w:r>
+        <w:t xml:space="preserve"> but it requires either </w:t>
+      </w:r>
+      <w:proofErr w:type="spellStart"/>
+      <w:r>
+        <w:t>javascript</w:t>
+      </w:r>
+      <w:proofErr w:type="spellEnd"/>
+      <w:r>
+        <w:t xml:space="preserve"> or </w:t>
+      </w:r>
+      <w:proofErr w:type="spellStart"/>
+      <w:r>
+        <w:t>php</w:t>
+      </w:r>
+      <w:proofErr w:type="spellEnd"/>
+      <w:r>
+        <w:t>, which is more than specified for this Lab.</w:t>
       </w:r>
     </w:p>
     <w:p>
@@ -2759,7 +2958,7 @@
           <w:noProof/>
         </w:rPr>
         <w:drawing>
-          <wp:inline distT="0" distB="0" distL="0" distR="0" wp14:anchorId="23AC015A" wp14:editId="05264F67">
+          <wp:inline distT="0" distB="0" distL="0" distR="0" wp14:anchorId="23AC015A" wp14:editId="7BED52D4">
             <wp:extent cx="5514975" cy="2626932"/>
             <wp:effectExtent l="0" t="0" r="0" b="2540"/>
             <wp:docPr id="1135186905" name="Picture 8"/>
@@ -3051,12 +3250,44 @@
     </w:p>
     <w:p>
       <w:r>
-        <w:t>- Re-structured navigation to: header &gt; nav &gt; a instead of nav &gt; ul &gt; li &gt; a, it added too many layers not necessary for this project.</w:t>
-      </w:r>
-    </w:p>
-    <w:p>
-      <w:r>
-        <w:t>- Re-sized the logo, originally I wanted to have a big logo but it looked too goofy.</w:t>
+        <w:t xml:space="preserve">- Re-structured navigation </w:t>
+      </w:r>
+      <w:proofErr w:type="gramStart"/>
+      <w:r>
+        <w:t>to:</w:t>
+      </w:r>
+      <w:proofErr w:type="gramEnd"/>
+      <w:r>
+        <w:t xml:space="preserve"> header &gt; nav &gt; </w:t>
+      </w:r>
+      <w:proofErr w:type="gramStart"/>
+      <w:r>
+        <w:t>a</w:t>
+      </w:r>
+      <w:proofErr w:type="gramEnd"/>
+      <w:r>
+        <w:t xml:space="preserve"> instead of nav &gt; ul &gt; li &gt; a, it added too many layers not necessary for this project.</w:t>
+      </w:r>
+    </w:p>
+    <w:p>
+      <w:r>
+        <w:t xml:space="preserve">- Re-sized the logo, </w:t>
+      </w:r>
+      <w:proofErr w:type="gramStart"/>
+      <w:r>
+        <w:t>originally</w:t>
+      </w:r>
+      <w:proofErr w:type="gramEnd"/>
+      <w:r>
+        <w:t xml:space="preserve"> I wanted to have a big </w:t>
+      </w:r>
+      <w:proofErr w:type="gramStart"/>
+      <w:r>
+        <w:t>logo</w:t>
+      </w:r>
+      <w:proofErr w:type="gramEnd"/>
+      <w:r>
+        <w:t xml:space="preserve"> but it looked too goofy.</w:t>
       </w:r>
     </w:p>
     <w:p>
@@ -3070,12 +3301,28 @@
         <w:t>nav bar.</w:t>
       </w:r>
       <w:r>
-        <w:t xml:space="preserve"> Originally I had smaller buttons, which was repurposed for the footer instead.</w:t>
-      </w:r>
-    </w:p>
-    <w:p>
-      <w:r>
-        <w:t>- Colour changes: Instead of navy and coral, the original design was going to use yellow and red, based on the Spanish flag (because I’m Spanish) but I decided to fit the hero image I chose and go with the colours displayed in the actual website.</w:t>
+        <w:t xml:space="preserve"> </w:t>
+      </w:r>
+      <w:proofErr w:type="gramStart"/>
+      <w:r>
+        <w:t>Originally</w:t>
+      </w:r>
+      <w:proofErr w:type="gramEnd"/>
+      <w:r>
+        <w:t xml:space="preserve"> I had smaller buttons, which was repurposed for the footer instead.</w:t>
+      </w:r>
+    </w:p>
+    <w:p>
+      <w:r>
+        <w:t>- Colour changes: Instead of navy and coral, the original design was going to use yellow and red, based on the Spanish flag (because I’m Spanish</w:t>
+      </w:r>
+      <w:proofErr w:type="gramStart"/>
+      <w:r>
+        <w:t>)</w:t>
+      </w:r>
+      <w:proofErr w:type="gramEnd"/>
+      <w:r>
+        <w:t xml:space="preserve"> but I decided to fit the hero image I chose and go with the colours displayed in the actual website.</w:t>
       </w:r>
     </w:p>
     <w:p>
@@ -3134,12 +3381,60 @@
     </w:p>
     <w:p>
       <w:r>
-        <w:t>At times I consciously chose to use responsive friendly units like vw, which depend on the window width. I mainly used rem for scaling and px for the font size. I chose to keep colors hexadecimal and font families easy to read.</w:t>
-      </w:r>
-    </w:p>
-    <w:p>
-      <w:r>
-        <w:t>I actually had a problem with input showing it’s focus state; I wanted to change the border colour. I used someone’s post from Stackoverflow to find a suggestion which fixed the problem: using “outine: none;”.</w:t>
+        <w:t xml:space="preserve">At times I consciously chose to use responsive friendly units like </w:t>
+      </w:r>
+      <w:proofErr w:type="spellStart"/>
+      <w:r>
+        <w:t>vw</w:t>
+      </w:r>
+      <w:proofErr w:type="spellEnd"/>
+      <w:r>
+        <w:t xml:space="preserve">, which depend on the window width. I mainly used rem for scaling and </w:t>
+      </w:r>
+      <w:proofErr w:type="spellStart"/>
+      <w:r>
+        <w:t>px</w:t>
+      </w:r>
+      <w:proofErr w:type="spellEnd"/>
+      <w:r>
+        <w:t xml:space="preserve"> for the font size. I chose to keep </w:t>
+      </w:r>
+      <w:proofErr w:type="spellStart"/>
+      <w:r>
+        <w:t>colors</w:t>
+      </w:r>
+      <w:proofErr w:type="spellEnd"/>
+      <w:r>
+        <w:t xml:space="preserve"> hexadecimal and font families easy to read.</w:t>
+      </w:r>
+    </w:p>
+    <w:p>
+      <w:r>
+        <w:t xml:space="preserve">I actually had a problem with input showing </w:t>
+      </w:r>
+      <w:proofErr w:type="spellStart"/>
+      <w:r>
+        <w:t>it’s</w:t>
+      </w:r>
+      <w:proofErr w:type="spellEnd"/>
+      <w:r>
+        <w:t xml:space="preserve"> focus state; I wanted to change the border colour. I used someone’s post from </w:t>
+      </w:r>
+      <w:proofErr w:type="spellStart"/>
+      <w:r>
+        <w:t>Stackoverflow</w:t>
+      </w:r>
+      <w:proofErr w:type="spellEnd"/>
+      <w:r>
+        <w:t xml:space="preserve"> to find a suggestion which fixed the problem: using “</w:t>
+      </w:r>
+      <w:proofErr w:type="spellStart"/>
+      <w:r>
+        <w:t>outine</w:t>
+      </w:r>
+      <w:proofErr w:type="spellEnd"/>
+      <w:r>
+        <w:t>: none;”.</w:t>
       </w:r>
     </w:p>
     <w:p>
@@ -3237,7 +3532,15 @@
     </w:p>
     <w:p>
       <w:r>
-        <w:t>The earliest version vs the version with most CSS. The css styling makes the whole website look user-friendly and invites the user to navigate it, unlike the basic HTML layout without navigation nor styles, which looks unfinished and poor quality.</w:t>
+        <w:t xml:space="preserve">The earliest version vs the version with most CSS. The </w:t>
+      </w:r>
+      <w:proofErr w:type="spellStart"/>
+      <w:r>
+        <w:t>css</w:t>
+      </w:r>
+      <w:proofErr w:type="spellEnd"/>
+      <w:r>
+        <w:t xml:space="preserve"> styling makes the whole website look user-friendly and invites the user to navigate it, unlike the basic HTML layout without navigation nor styles, which looks unfinished and poor quality.</w:t>
       </w:r>
     </w:p>
     <w:p>
@@ -3246,7 +3549,7 @@
           <w:noProof/>
         </w:rPr>
         <w:drawing>
-          <wp:inline distT="0" distB="0" distL="0" distR="0" wp14:anchorId="433059AA" wp14:editId="1F1BB61E">
+          <wp:inline distT="0" distB="0" distL="0" distR="0" wp14:anchorId="433059AA" wp14:editId="49BD3D81">
             <wp:extent cx="5483225" cy="2478072"/>
             <wp:effectExtent l="0" t="0" r="3175" b="0"/>
             <wp:docPr id="973548348" name="Picture 1"/>
@@ -3352,71 +3655,109 @@
     </w:p>
     <w:p/>
     <w:p>
-      <w:pPr>
+      <w:r>
         <w:rPr>
           <w:b/>
           <w:bCs/>
         </w:rPr>
-      </w:pPr>
+        <w:t>Seed</w:t>
+      </w:r>
+      <w:r>
+        <w:t xml:space="preserve"> </w:t>
+      </w:r>
+    </w:p>
+    <w:p>
+      <w:r>
+        <w:t>My seed was the words “</w:t>
+      </w:r>
       <w:r>
         <w:rPr>
           <w:b/>
           <w:bCs/>
         </w:rPr>
-        <w:t>Reflection</w:t>
-      </w:r>
-    </w:p>
-    <w:p>
-      <w:r>
-        <w:t>The website is a simple showcase of my programming skills, I am proud of the short time it took to complete the project, specially considering that documenting everything took much longer than the time I spent coding.</w:t>
-      </w:r>
-    </w:p>
-    <w:p>
-      <w:r>
-        <w:t>I am satisfied with the result, nonetheless, and particularly like the footer. I like my final choice of keeping the menu in one row unlike my sketch which shows it as a column list. I found free svg as social media logos which I was able to edit to fit the right colour, thus fitting the rest of the website.</w:t>
-      </w:r>
-    </w:p>
-    <w:p>
-      <w:r>
-        <w:t>The lab functioned as a warm</w:t>
-      </w:r>
-      <w:r>
-        <w:t>-</w:t>
-      </w:r>
-      <w:r>
-        <w:t>up for the next lab, and as a reflection to how to create a full website with simple html + css (no libraries nor frameworks).</w:t>
+        <w:t>visual story</w:t>
+      </w:r>
+      <w:r>
+        <w:t>”. I saw it fit for my introduction, since I have experience as an artist and literally the purpose of the portfolio I built is the collection of images and descriptions of my past works, it becomes the definition of the portfolio.</w:t>
       </w:r>
     </w:p>
     <w:p/>
     <w:p/>
-    <w:p>
-      <w:r>
+    <w:p/>
+    <w:p/>
+    <w:p/>
+    <w:p/>
+    <w:p>
+      <w:pPr>
         <w:rPr>
           <w:b/>
           <w:bCs/>
         </w:rPr>
-        <w:lastRenderedPageBreak/>
-        <w:t>Seed</w:t>
-      </w:r>
-      <w:r>
-        <w:t xml:space="preserve"> </w:t>
-      </w:r>
-    </w:p>
-    <w:p>
-      <w:r>
-        <w:t>My seed was the words “</w:t>
-      </w:r>
+      </w:pPr>
       <w:r>
         <w:rPr>
           <w:b/>
           <w:bCs/>
         </w:rPr>
-        <w:t>visual story</w:t>
-      </w:r>
-      <w:r>
-        <w:t>”. I saw it fit for my introduction, since I have experience as an artist and literally the purpose of the portfolio I built is the collection of images and descriptions of my past works, it becomes the definition of the portfolio.</w:t>
-      </w:r>
-    </w:p>
+        <w:lastRenderedPageBreak/>
+        <w:t>Reflection</w:t>
+      </w:r>
+    </w:p>
+    <w:p>
+      <w:r>
+        <w:t xml:space="preserve">This project was an opportunity to </w:t>
+      </w:r>
+      <w:r>
+        <w:t>refresh</w:t>
+      </w:r>
+      <w:r>
+        <w:t xml:space="preserve"> my </w:t>
+      </w:r>
+      <w:r>
+        <w:t xml:space="preserve">early </w:t>
+      </w:r>
+      <w:r>
+        <w:t xml:space="preserve">HTML and CSS skills into practice by creating a portfolio that presents my work, experience, and creative identity. My initial idea was to build a website that would function not only as a professional portfolio, but also as a creative journal and a collection of </w:t>
+      </w:r>
+      <w:r>
+        <w:t xml:space="preserve">9 </w:t>
+      </w:r>
+      <w:r>
+        <w:t>project case studies. I wanted the result to be simple, consistent and easy to navigate</w:t>
+      </w:r>
+      <w:r>
+        <w:t xml:space="preserve"> </w:t>
+      </w:r>
+      <w:r>
+        <w:t>while still reflecting my background as both an artist and a programmer.</w:t>
+      </w:r>
+    </w:p>
+    <w:p>
+      <w:r>
+        <w:t>The planning phase helped me establish a clear direction before starting the implementation. I defined the four main pages, created a colour palette, selected the typography, and established rules for spacing, layout, and component consistency. This design system made the development process more organised and helped me maintain a coherent visual identity throughout the website. The idea of a “visual story” became the foundation for the portfolio, connecting my artistic background with the purpose of presenting my previous work and experiences.</w:t>
+      </w:r>
+    </w:p>
+    <w:p>
+      <w:r>
+        <w:t>During development, I started with the basic HTML structure and gradually introduced CSS to improve the appearance and usability of the website. Working incrementally allowed me to see how each change affected the overall result. I also learned the importance of adapting an initial design rather than following it too rigidly. For example, I changed the navigation from a vertical list to a horizontal menu, adjusted the logo size, replaced the original yellow and red colour scheme with navy and coral, and changed the gallery images from square to rectangular shapes. These decisions improved the visual balance and made the final design feel more coherent.</w:t>
+      </w:r>
+    </w:p>
+    <w:p>
+      <w:r>
+        <w:t>Although I did not encounter major technical difficulties, the restrictions of using only basic HTML and CSS were sometimes frustrating, especially when I wanted to implement features that would normally benefit from JavaScript or external libraries. However, these limitations encouraged me to simplify my solutions and focus on what was necessary for the project. I also considered accessibility and responsiveness by using semantic HTML, meaningful image alternative text, visible focus states, labelled form fields, and media queries. Testing the website at different browser widths helped me understand how the layout behaved across screen sizes.</w:t>
+      </w:r>
+    </w:p>
+    <w:p>
+      <w:r>
+        <w:t>One aspect I found particularly interesting was how much the CSS improved the website compared with the initial HTML version. The structure and content were already present, but styling transformed them into a more polished and inviting experience. I am especially satisfied with the footer and the final navigation design, as well as the way the social media icons were adapted to match the visual identity.</w:t>
+      </w:r>
+    </w:p>
+    <w:p>
+      <w:r>
+        <w:t>Overall, I am proud of the result and the relatively short time it took to complete the coding, particularly considering how much time documenting the process required. This project reinforced the value of planning, consistency, experimentation, and documenting design decisions. It also served as a useful warm-up for the next lab, giving me the opportunity to reflect on how much can be achieved with fundamental web technologies alone.</w:t>
+      </w:r>
+    </w:p>
+    <w:p/>
     <w:sectPr>
       <w:type w:val="continuous"/>
       <w:pgSz w:w="11906" w:h="16838"/>
